--- a/Physics concept/Sjabloon 4b - Testenrapport_Physics_Stamgroep_B.docx
+++ b/Physics concept/Sjabloon 4b - Testenrapport_Physics_Stamgroep_B.docx
@@ -1,6 +1,6 @@
 
 <file path=word/document.xml><?xml version="1.0" encoding="utf-8"?>
-<w:document xmlns:wpc="http://schemas.microsoft.com/office/word/2010/wordprocessingCanvas" xmlns:cx="http://schemas.microsoft.com/office/drawing/2014/chartex" xmlns:cx1="http://schemas.microsoft.com/office/drawing/2015/9/8/chartex" xmlns:cx2="http://schemas.microsoft.com/office/drawing/2015/10/21/chartex" xmlns:cx3="http://schemas.microsoft.com/office/drawing/2016/5/9/chartex" xmlns:cx4="http://schemas.microsoft.com/office/drawing/2016/5/10/chartex" xmlns:cx5="http://schemas.microsoft.com/office/drawing/2016/5/11/chartex" xmlns:cx6="http://schemas.microsoft.com/office/drawing/2016/5/12/chartex" xmlns:cx7="http://schemas.microsoft.com/office/drawing/2016/5/13/chartex" xmlns:cx8="http://schemas.microsoft.com/office/drawing/2016/5/14/chartex" xmlns:mc="http://schemas.openxmlformats.org/markup-compatibility/2006" xmlns:aink="http://schemas.microsoft.com/office/drawing/2016/ink" xmlns:am3d="http://schemas.microsoft.com/office/drawing/2017/model3d" xmlns:o="urn:schemas-microsoft-com:office:office" xmlns:oel="http://schemas.microsoft.com/office/2019/extlst" xmlns:r="http://schemas.openxmlformats.org/officeDocument/2006/relationships" xmlns:m="http://schemas.openxmlformats.org/officeDocument/2006/math" xmlns:v="urn:schemas-microsoft-com:vml" xmlns:wp14="http://schemas.microsoft.com/office/word/2010/wordprocessingDrawing" xmlns:wp="http://schemas.openxmlformats.org/drawingml/2006/wordprocessingDrawing" xmlns:w10="urn:schemas-microsoft-com:office:word" xmlns:w="http://schemas.openxmlformats.org/wordprocessingml/2006/main" xmlns:w14="http://schemas.microsoft.com/office/word/2010/wordml" xmlns:w15="http://schemas.microsoft.com/office/word/2012/wordml" xmlns:w16cex="http://schemas.microsoft.com/office/word/2018/wordml/cex" xmlns:w16cid="http://schemas.microsoft.com/office/word/2016/wordml/cid" xmlns:w16="http://schemas.microsoft.com/office/word/2018/wordml" xmlns:w16du="http://schemas.microsoft.com/office/word/2023/wordml/word16du" xmlns:w16sdtdh="http://schemas.microsoft.com/office/word/2020/wordml/sdtdatahash" xmlns:w16se="http://schemas.microsoft.com/office/word/2015/wordml/symex" xmlns:wpg="http://schemas.microsoft.com/office/word/2010/wordprocessingGroup" xmlns:wpi="http://schemas.microsoft.com/office/word/2010/wordprocessingInk" xmlns:wne="http://schemas.microsoft.com/office/word/2006/wordml" xmlns:wps="http://schemas.microsoft.com/office/word/2010/wordprocessingShape" mc:Ignorable="w14 w15 w16se w16cid w16 w16cex w16sdtdh w16du wp14">
+<w:document xmlns:wpc="http://schemas.microsoft.com/office/word/2010/wordprocessingCanvas" xmlns:cx="http://schemas.microsoft.com/office/drawing/2014/chartex" xmlns:cx1="http://schemas.microsoft.com/office/drawing/2015/9/8/chartex" xmlns:cx2="http://schemas.microsoft.com/office/drawing/2015/10/21/chartex" xmlns:cx3="http://schemas.microsoft.com/office/drawing/2016/5/9/chartex" xmlns:cx4="http://schemas.microsoft.com/office/drawing/2016/5/10/chartex" xmlns:cx5="http://schemas.microsoft.com/office/drawing/2016/5/11/chartex" xmlns:cx6="http://schemas.microsoft.com/office/drawing/2016/5/12/chartex" xmlns:cx7="http://schemas.microsoft.com/office/drawing/2016/5/13/chartex" xmlns:cx8="http://schemas.microsoft.com/office/drawing/2016/5/14/chartex" xmlns:mc="http://schemas.openxmlformats.org/markup-compatibility/2006" xmlns:aink="http://schemas.microsoft.com/office/drawing/2016/ink" xmlns:am3d="http://schemas.microsoft.com/office/drawing/2017/model3d" xmlns:o="urn:schemas-microsoft-com:office:office" xmlns:oel="http://schemas.microsoft.com/office/2019/extlst" xmlns:r="http://schemas.openxmlformats.org/officeDocument/2006/relationships" xmlns:m="http://schemas.openxmlformats.org/officeDocument/2006/math" xmlns:v="urn:schemas-microsoft-com:vml" xmlns:wp14="http://schemas.microsoft.com/office/word/2010/wordprocessingDrawing" xmlns:wp="http://schemas.openxmlformats.org/drawingml/2006/wordprocessingDrawing" xmlns:w10="urn:schemas-microsoft-com:office:word" xmlns:w="http://schemas.openxmlformats.org/wordprocessingml/2006/main" xmlns:w14="http://schemas.microsoft.com/office/word/2010/wordml" xmlns:w15="http://schemas.microsoft.com/office/word/2012/wordml" xmlns:w16cex="http://schemas.microsoft.com/office/word/2018/wordml/cex" xmlns:w16cid="http://schemas.microsoft.com/office/word/2016/wordml/cid" xmlns:w16="http://schemas.microsoft.com/office/word/2018/wordml" xmlns:w16du="http://schemas.microsoft.com/office/word/2023/wordml/word16du" xmlns:w16sdtdh="http://schemas.microsoft.com/office/word/2020/wordml/sdtdatahash" xmlns:w16se="http://schemas.microsoft.com/office/word/2015/wordml/symex" xmlns:wpg="http://schemas.microsoft.com/office/word/2010/wordprocessingGroup" xmlns:wpi="http://schemas.microsoft.com/office/word/2010/wordprocessingInk" xmlns:wne="http://schemas.microsoft.com/office/word/2006/wordml" xmlns:wps="http://schemas.microsoft.com/office/word/2010/wordprocessingShape" xmlns:a="http://schemas.openxmlformats.org/drawingml/2006/main" xmlns:pic="http://schemas.openxmlformats.org/drawingml/2006/picture" xmlns:a14="http://schemas.microsoft.com/office/drawing/2010/main" mc:Ignorable="w14 w15 w16se w16cid w16 w16cex w16sdtdh w16du wp14">
   <w:body>
     <w:p>
       <w:pPr>
@@ -56,7 +56,6 @@
           <w:lang w:val="en-US"/>
         </w:rPr>
       </w:pPr>
-      <w:proofErr w:type="spellStart"/>
       <w:r>
         <w:rPr>
           <w:sz w:val="48"/>
@@ -65,7 +64,6 @@
         </w:rPr>
         <w:t>Testrapport</w:t>
       </w:r>
-      <w:proofErr w:type="spellEnd"/>
       <w:r>
         <w:rPr>
           <w:sz w:val="48"/>
@@ -80,7 +78,7 @@
           <w:szCs w:val="48"/>
           <w:lang w:val="en-US"/>
         </w:rPr>
-        <w:t>[Working title]</w:t>
+        <w:t>Physics-G</w:t>
       </w:r>
     </w:p>
     <w:p>
@@ -315,11 +313,11 @@
           </mc:Choice>
           <mc:Fallback>
             <w:pict>
-              <v:shapetype w14:anchorId="3423A080" id="_x0000_t202" coordsize="21600,21600" o:spt="202" path="m,l,21600r21600,l21600,xe">
+              <v:shapetype id="_x0000_t202" coordsize="21600,21600" o:spt="202" path="m,l,21600r21600,l21600,xe" w14:anchorId="3423A080">
                 <v:stroke joinstyle="miter"/>
                 <v:path gradientshapeok="t" o:connecttype="rect"/>
               </v:shapetype>
-              <v:shape id="Tekstvak 2" o:spid="_x0000_s1026" type="#_x0000_t202" style="position:absolute;margin-left:0;margin-top:2.25pt;width:452.25pt;height:97.85pt;z-index:251660288;visibility:visible;mso-wrap-style:square;mso-width-percent:0;mso-height-percent:200;mso-wrap-distance-left:9pt;mso-wrap-distance-top:0;mso-wrap-distance-right:9pt;mso-wrap-distance-bottom:0;mso-position-horizontal:left;mso-position-horizontal-relative:margin;mso-position-vertical:absolute;mso-position-vertical-relative:text;mso-width-percent:0;mso-height-percent:200;mso-width-relative:margin;mso-height-relative:margin;v-text-anchor:top" o:gfxdata="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">
+              <v:shape id="Tekstvak 2" style="position:absolute;margin-left:0;margin-top:2.25pt;width:452.25pt;height:97.85pt;z-index:251660288;visibility:visible;mso-wrap-style:square;mso-width-percent:0;mso-height-percent:200;mso-wrap-distance-left:9pt;mso-wrap-distance-top:0;mso-wrap-distance-right:9pt;mso-wrap-distance-bottom:0;mso-position-horizontal:left;mso-position-horizontal-relative:margin;mso-position-vertical:absolute;mso-position-vertical-relative:text;mso-width-percent:0;mso-height-percent:200;mso-width-relative:margin;mso-height-relative:margin;v-text-anchor:top" o:spid="_x0000_s1026" type="#_x0000_t202" o:gfxdata="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">
                 <v:textbox style="mso-fit-shape-to-text:t">
                   <w:txbxContent>
                     <w:p>
@@ -388,8 +386,13 @@
     </w:p>
     <w:sdt>
       <w:sdtPr>
-        <w:rPr>
-          <w:rFonts w:asciiTheme="minorHAnsi" w:eastAsiaTheme="minorHAnsi" w:hAnsiTheme="minorHAnsi" w:cstheme="minorBidi"/>
+        <w:id w:val="2027445740"/>
+        <w:docPartObj>
+          <w:docPartGallery w:val="Table of Contents"/>
+          <w:docPartUnique/>
+        </w:docPartObj>
+        <w:rPr>
+          <w:rFonts w:ascii="Calibri" w:hAnsi="Calibri" w:eastAsia="Calibri" w:cs="" w:asciiTheme="minorAscii" w:hAnsiTheme="minorAscii" w:eastAsiaTheme="minorAscii" w:cstheme="minorBidi"/>
           <w:b w:val="0"/>
           <w:bCs w:val="0"/>
           <w:color w:val="auto"/>
@@ -397,13 +400,18 @@
           <w:szCs w:val="22"/>
           <w:lang w:eastAsia="en-US"/>
         </w:rPr>
-        <w:id w:val="2027445740"/>
-        <w:docPartObj>
-          <w:docPartGallery w:val="Table of Contents"/>
-          <w:docPartUnique/>
-        </w:docPartObj>
       </w:sdtPr>
-      <w:sdtEndPr/>
+      <w:sdtEndPr>
+        <w:rPr>
+          <w:rFonts w:ascii="Calibri" w:hAnsi="Calibri" w:eastAsia="Calibri" w:cs="" w:asciiTheme="minorAscii" w:hAnsiTheme="minorAscii" w:eastAsiaTheme="minorAscii" w:cstheme="minorBidi"/>
+          <w:b w:val="0"/>
+          <w:bCs w:val="0"/>
+          <w:color w:val="auto"/>
+          <w:sz w:val="22"/>
+          <w:szCs w:val="22"/>
+          <w:lang w:eastAsia="en-US"/>
+        </w:rPr>
+      </w:sdtEndPr>
       <w:sdtContent>
         <w:p>
           <w:pPr>
@@ -438,7 +446,7 @@
           <w:r>
             <w:fldChar w:fldCharType="separate"/>
           </w:r>
-          <w:hyperlink w:anchor="_Toc183095815" w:history="1">
+          <w:hyperlink w:history="1" w:anchor="_Toc183095815">
             <w:r>
               <w:rPr>
                 <w:rStyle w:val="Hyperlink"/>
@@ -512,7 +520,7 @@
               <w14:ligatures w14:val="standardContextual"/>
             </w:rPr>
           </w:pPr>
-          <w:hyperlink w:anchor="_Toc183095816" w:history="1">
+          <w:hyperlink w:history="1" w:anchor="_Toc183095816">
             <w:r>
               <w:rPr>
                 <w:rStyle w:val="Hyperlink"/>
@@ -586,7 +594,7 @@
               <w14:ligatures w14:val="standardContextual"/>
             </w:rPr>
           </w:pPr>
-          <w:hyperlink w:anchor="_Toc183095817" w:history="1">
+          <w:hyperlink w:history="1" w:anchor="_Toc183095817">
             <w:r>
               <w:rPr>
                 <w:rStyle w:val="Hyperlink"/>
@@ -660,7 +668,7 @@
               <w14:ligatures w14:val="standardContextual"/>
             </w:rPr>
           </w:pPr>
-          <w:hyperlink w:anchor="_Toc183095818" w:history="1">
+          <w:hyperlink w:history="1" w:anchor="_Toc183095818">
             <w:r>
               <w:rPr>
                 <w:rStyle w:val="Hyperlink"/>
@@ -734,7 +742,7 @@
               <w14:ligatures w14:val="standardContextual"/>
             </w:rPr>
           </w:pPr>
-          <w:hyperlink w:anchor="_Toc183095819" w:history="1">
+          <w:hyperlink w:history="1" w:anchor="_Toc183095819">
             <w:r>
               <w:rPr>
                 <w:rStyle w:val="Hyperlink"/>
@@ -808,7 +816,7 @@
               <w14:ligatures w14:val="standardContextual"/>
             </w:rPr>
           </w:pPr>
-          <w:hyperlink w:anchor="_Toc183095820" w:history="1">
+          <w:hyperlink w:history="1" w:anchor="_Toc183095820">
             <w:r>
               <w:rPr>
                 <w:rStyle w:val="Hyperlink"/>
@@ -882,7 +890,7 @@
               <w14:ligatures w14:val="standardContextual"/>
             </w:rPr>
           </w:pPr>
-          <w:hyperlink w:anchor="_Toc183095821" w:history="1">
+          <w:hyperlink w:history="1" w:anchor="_Toc183095821">
             <w:r>
               <w:rPr>
                 <w:rStyle w:val="Hyperlink"/>
@@ -961,7 +969,7 @@
       <w:r>
         <w:br w:type="page"/>
       </w:r>
-      <w:bookmarkStart w:id="0" w:name="_Toc183095815"/>
+      <w:bookmarkStart w:name="_Toc183095815" w:id="0"/>
       <w:r>
         <w:rPr>
           <w:rFonts w:eastAsiaTheme="minorHAnsi"/>
@@ -973,6 +981,84 @@
     </w:p>
     <w:p>
       <w:pPr>
+        <w:pStyle w:val="Standaard"/>
+      </w:pPr>
+      <w:r>
+        <w:rPr>
+          <w:rFonts w:cs="Calibri" w:cstheme="minorAscii"/>
+          <w:b w:val="1"/>
+          <w:bCs w:val="1"/>
+        </w:rPr>
+        <w:t>Samenvatting:</w:t>
+      </w:r>
+      <w:r>
+        <w:br/>
+      </w:r>
+      <w:r>
+        <w:rPr>
+          <w:rFonts w:ascii="Calibri" w:hAnsi="Calibri" w:eastAsia="Calibri" w:cs="Calibri"/>
+          <w:noProof w:val="0"/>
+          <w:sz w:val="22"/>
+          <w:szCs w:val="22"/>
+          <w:lang w:val="nl-NL"/>
+        </w:rPr>
+        <w:t>Het doel van de tests was om te controleren of de game goed werkt. De gameplay, physics, besturing en UI zijn getest. Er zijn enkele fouten en verbeterpunten gevonden.</w:t>
+      </w:r>
+    </w:p>
+    <w:p>
+      <w:pPr>
+        <w:pStyle w:val="Standaard"/>
+      </w:pPr>
+      <w:r>
+        <w:rPr>
+          <w:rFonts w:cs="Calibri" w:cstheme="minorAscii"/>
+          <w:b w:val="1"/>
+          <w:bCs w:val="1"/>
+        </w:rPr>
+        <w:t>Doel:</w:t>
+      </w:r>
+      <w:r>
+        <w:br/>
+      </w:r>
+      <w:r>
+        <w:rPr>
+          <w:rFonts w:ascii="Calibri" w:hAnsi="Calibri" w:eastAsia="Calibri" w:cs="Calibri"/>
+          <w:noProof w:val="0"/>
+          <w:sz w:val="22"/>
+          <w:szCs w:val="22"/>
+          <w:lang w:val="nl-NL"/>
+        </w:rPr>
+        <w:t>Dit rapport is opgesteld om de resultaten van de uitgevoerde tests vast te leggen en te beschrijven welke onderdelen verbeterd moeten worden.</w:t>
+      </w:r>
+    </w:p>
+    <w:p>
+      <w:pPr>
+        <w:pStyle w:val="Standaard"/>
+      </w:pPr>
+      <w:r>
+        <w:rPr>
+          <w:rFonts w:cs="Calibri" w:cstheme="minorAscii"/>
+          <w:b w:val="1"/>
+          <w:bCs w:val="1"/>
+        </w:rPr>
+        <w:t>Scope:</w:t>
+      </w:r>
+      <w:r>
+        <w:br/>
+      </w:r>
+      <w:r>
+        <w:rPr>
+          <w:rFonts w:ascii="Calibri" w:hAnsi="Calibri" w:eastAsia="Calibri" w:cs="Calibri"/>
+          <w:noProof w:val="0"/>
+          <w:sz w:val="22"/>
+          <w:szCs w:val="22"/>
+          <w:lang w:val="nl-NL"/>
+        </w:rPr>
+        <w:t>De gameplay, physics, besturing, UI, graphics en audio zijn getest. Beveiliging, multiplayer en compatibiliteit met andere platforms zijn niet getest.</w:t>
+      </w:r>
+    </w:p>
+    <w:p>
+      <w:pPr>
         <w:rPr>
           <w:rFonts w:cstheme="minorHAnsi"/>
         </w:rPr>
@@ -980,93 +1066,6 @@
       <w:r>
         <w:rPr>
           <w:rFonts w:cstheme="minorHAnsi"/>
-          <w:b/>
-          <w:bCs/>
-        </w:rPr>
-        <w:t>Samenvatting:</w:t>
-      </w:r>
-      <w:r>
-        <w:rPr>
-          <w:rFonts w:cstheme="minorHAnsi"/>
-        </w:rPr>
-        <w:br/>
-      </w:r>
-      <w:r>
-        <w:rPr>
-          <w:rFonts w:cstheme="minorHAnsi"/>
-          <w:i/>
-          <w:iCs/>
-        </w:rPr>
-        <w:t>[Geef een korte samenvatting van het doel van de test, de uitgevoerde tests en de belangrijkste bevindingen.]</w:t>
-      </w:r>
-    </w:p>
-    <w:p>
-      <w:pPr>
-        <w:rPr>
-          <w:rFonts w:cstheme="minorHAnsi"/>
-        </w:rPr>
-      </w:pPr>
-      <w:r>
-        <w:rPr>
-          <w:rFonts w:cstheme="minorHAnsi"/>
-          <w:b/>
-          <w:bCs/>
-        </w:rPr>
-        <w:t>Doel:</w:t>
-      </w:r>
-      <w:r>
-        <w:rPr>
-          <w:rFonts w:cstheme="minorHAnsi"/>
-        </w:rPr>
-        <w:br/>
-      </w:r>
-      <w:r>
-        <w:rPr>
-          <w:rFonts w:cstheme="minorHAnsi"/>
-          <w:i/>
-          <w:iCs/>
-        </w:rPr>
-        <w:t>[Beschrijf waarom dit rapport is opgesteld (bijvoorbeeld om de resultaten van uitgevoerde tests te presenteren en verbeteringen te documenteren).]</w:t>
-      </w:r>
-    </w:p>
-    <w:p>
-      <w:pPr>
-        <w:rPr>
-          <w:rFonts w:cstheme="minorHAnsi"/>
-        </w:rPr>
-      </w:pPr>
-      <w:r>
-        <w:rPr>
-          <w:rFonts w:cstheme="minorHAnsi"/>
-          <w:b/>
-          <w:bCs/>
-        </w:rPr>
-        <w:t>Scope:</w:t>
-      </w:r>
-      <w:r>
-        <w:rPr>
-          <w:rFonts w:cstheme="minorHAnsi"/>
-        </w:rPr>
-        <w:br/>
-      </w:r>
-      <w:r>
-        <w:rPr>
-          <w:rFonts w:cstheme="minorHAnsi"/>
-          <w:i/>
-          <w:iCs/>
-        </w:rPr>
-        <w:t>[Vat kort samen welke onderdelen zijn getest en welke niet. Dit kan direct worden overgenomen uit het testplan.]</w:t>
-      </w:r>
-    </w:p>
-    <w:p>
-      <w:pPr>
-        <w:rPr>
-          <w:rFonts w:cstheme="minorHAnsi"/>
-        </w:rPr>
-      </w:pPr>
-      <w:r>
-        <w:rPr>
-          <w:rFonts w:cstheme="minorHAnsi"/>
         </w:rPr>
         <w:br w:type="page"/>
       </w:r>
@@ -1075,7 +1074,7 @@
       <w:pPr>
         <w:pStyle w:val="Kop1"/>
       </w:pPr>
-      <w:bookmarkStart w:id="1" w:name="_Toc183095816"/>
+      <w:bookmarkStart w:name="_Toc183095816" w:id="1"/>
       <w:r>
         <w:lastRenderedPageBreak/>
         <w:t>2. Overzicht van de testresultaten</w:t>
@@ -1090,7 +1089,7 @@
       </w:pPr>
       <w:r>
         <w:rPr>
-          <w:rFonts w:cstheme="minorHAnsi"/>
+          <w:rFonts w:cs="Calibri" w:cstheme="minorAscii"/>
         </w:rPr>
         <w:t>Teststatus in cijfers:</w:t>
       </w:r>
@@ -1102,22 +1101,22 @@
           <w:numId w:val="9"/>
         </w:numPr>
         <w:rPr>
-          <w:rFonts w:cstheme="minorHAnsi"/>
-        </w:rPr>
-      </w:pPr>
-      <w:r>
-        <w:rPr>
-          <w:rFonts w:cstheme="minorHAnsi"/>
-          <w:b/>
-          <w:bCs/>
-        </w:rPr>
-        <w:t>Totaal aantal uitgevoerde tests:</w:t>
-      </w:r>
-      <w:r>
-        <w:rPr>
-          <w:rFonts w:cstheme="minorHAnsi"/>
-        </w:rPr>
-        <w:t xml:space="preserve"> [Aantal]</w:t>
+          <w:rFonts w:ascii="Calibri" w:hAnsi="Calibri" w:eastAsia="Calibri" w:cs="Calibri"/>
+          <w:noProof w:val="0"/>
+          <w:sz w:val="22"/>
+          <w:szCs w:val="22"/>
+          <w:lang w:val="nl-NL"/>
+        </w:rPr>
+      </w:pPr>
+      <w:r>
+        <w:rPr>
+          <w:rFonts w:ascii="Calibri" w:hAnsi="Calibri" w:eastAsia="Calibri" w:cs="Calibri"/>
+          <w:noProof w:val="0"/>
+          <w:sz w:val="22"/>
+          <w:szCs w:val="22"/>
+          <w:lang w:val="nl-NL"/>
+        </w:rPr>
+        <w:t>Totaal aantal uitgevoerde tests: 15</w:t>
       </w:r>
     </w:p>
     <w:p>
@@ -1127,22 +1126,22 @@
           <w:numId w:val="9"/>
         </w:numPr>
         <w:rPr>
-          <w:rFonts w:cstheme="minorHAnsi"/>
-        </w:rPr>
-      </w:pPr>
-      <w:r>
-        <w:rPr>
-          <w:rFonts w:cstheme="minorHAnsi"/>
-          <w:b/>
-          <w:bCs/>
-        </w:rPr>
-        <w:t>Geslaagde tests:</w:t>
-      </w:r>
-      <w:r>
-        <w:rPr>
-          <w:rFonts w:cstheme="minorHAnsi"/>
-        </w:rPr>
-        <w:t xml:space="preserve"> [Aantal]</w:t>
+          <w:rFonts w:ascii="Calibri" w:hAnsi="Calibri" w:eastAsia="Calibri" w:cs="Calibri"/>
+          <w:noProof w:val="0"/>
+          <w:sz w:val="22"/>
+          <w:szCs w:val="22"/>
+          <w:lang w:val="nl-NL"/>
+        </w:rPr>
+      </w:pPr>
+      <w:r>
+        <w:rPr>
+          <w:rFonts w:ascii="Calibri" w:hAnsi="Calibri" w:eastAsia="Calibri" w:cs="Calibri"/>
+          <w:noProof w:val="0"/>
+          <w:sz w:val="22"/>
+          <w:szCs w:val="22"/>
+          <w:lang w:val="nl-NL"/>
+        </w:rPr>
+        <w:t>Geslaagde tests: 11</w:t>
       </w:r>
     </w:p>
     <w:p>
@@ -1152,22 +1151,22 @@
           <w:numId w:val="9"/>
         </w:numPr>
         <w:rPr>
-          <w:rFonts w:cstheme="minorHAnsi"/>
-        </w:rPr>
-      </w:pPr>
-      <w:r>
-        <w:rPr>
-          <w:rFonts w:cstheme="minorHAnsi"/>
-          <w:b/>
-          <w:bCs/>
-        </w:rPr>
-        <w:t>Mislukte tests:</w:t>
-      </w:r>
-      <w:r>
-        <w:rPr>
-          <w:rFonts w:cstheme="minorHAnsi"/>
-        </w:rPr>
-        <w:t xml:space="preserve"> [Aantal]</w:t>
+          <w:rFonts w:ascii="Calibri" w:hAnsi="Calibri" w:eastAsia="Calibri" w:cs="Calibri"/>
+          <w:noProof w:val="0"/>
+          <w:sz w:val="22"/>
+          <w:szCs w:val="22"/>
+          <w:lang w:val="nl-NL"/>
+        </w:rPr>
+      </w:pPr>
+      <w:r>
+        <w:rPr>
+          <w:rFonts w:ascii="Calibri" w:hAnsi="Calibri" w:eastAsia="Calibri" w:cs="Calibri"/>
+          <w:noProof w:val="0"/>
+          <w:sz w:val="22"/>
+          <w:szCs w:val="22"/>
+          <w:lang w:val="nl-NL"/>
+        </w:rPr>
+        <w:t>Mislukte tests: 3</w:t>
       </w:r>
     </w:p>
     <w:p>
@@ -1177,109 +1176,97 @@
           <w:numId w:val="9"/>
         </w:numPr>
         <w:rPr>
+          <w:rFonts w:ascii="Calibri" w:hAnsi="Calibri" w:eastAsia="Calibri" w:cs="Calibri"/>
+          <w:noProof w:val="0"/>
+          <w:sz w:val="22"/>
+          <w:szCs w:val="22"/>
+          <w:lang w:val="nl-NL"/>
+        </w:rPr>
+      </w:pPr>
+      <w:r>
+        <w:rPr>
+          <w:rFonts w:ascii="Calibri" w:hAnsi="Calibri" w:eastAsia="Calibri" w:cs="Calibri"/>
+          <w:noProof w:val="0"/>
+          <w:sz w:val="22"/>
+          <w:szCs w:val="22"/>
+          <w:lang w:val="nl-NL"/>
+        </w:rPr>
+        <w:t>Niet-uitgevoerde tests: 1</w:t>
+      </w:r>
+    </w:p>
+    <w:p>
+      <w:pPr>
+        <w:pStyle w:val="Standaard"/>
+        <w:ind w:left="0"/>
+        <w:rPr>
+          <w:rFonts w:cs="Calibri" w:cstheme="minorAscii"/>
+        </w:rPr>
+      </w:pPr>
+    </w:p>
+    <w:p>
+      <w:pPr>
+        <w:rPr>
           <w:rFonts w:cstheme="minorHAnsi"/>
         </w:rPr>
       </w:pPr>
       <w:r>
         <w:rPr>
+          <w:rFonts w:cs="Calibri" w:cstheme="minorAscii"/>
+        </w:rPr>
+        <w:t xml:space="preserve">Onderbouwing van </w:t>
+      </w:r>
+      <w:r>
+        <w:rPr>
+          <w:rFonts w:cs="Calibri" w:cstheme="minorAscii"/>
+        </w:rPr>
+        <w:t>mislukte en niet-uitgevoerde tests:</w:t>
+      </w:r>
+    </w:p>
+    <w:p>
+      <w:pPr>
+        <w:pStyle w:val="Standaard"/>
+      </w:pPr>
+      <w:r>
+        <w:rPr>
+          <w:rFonts w:ascii="Calibri" w:hAnsi="Calibri" w:eastAsia="Calibri" w:cs="Calibri"/>
+          <w:noProof w:val="0"/>
+          <w:sz w:val="22"/>
+          <w:szCs w:val="22"/>
+          <w:lang w:val="nl-NL"/>
+        </w:rPr>
+        <w:t>Drie tests zijn mislukt omdat sommige objecten niet goed reageerden op botsingen, een puzzel niet altijd werkte zoals verwacht en een UI-knop niet goed functioneerde. E</w:t>
+      </w:r>
+      <w:r>
+        <w:rPr>
+          <w:rFonts w:ascii="Calibri" w:hAnsi="Calibri" w:eastAsia="Calibri" w:cs="Calibri"/>
+          <w:noProof w:val="0"/>
+          <w:sz w:val="22"/>
+          <w:szCs w:val="22"/>
+          <w:lang w:val="nl-NL"/>
+        </w:rPr>
+        <w:t>e</w:t>
+      </w:r>
+      <w:r>
+        <w:rPr>
+          <w:rFonts w:ascii="Calibri" w:hAnsi="Calibri" w:eastAsia="Calibri" w:cs="Calibri"/>
+          <w:noProof w:val="0"/>
+          <w:sz w:val="22"/>
+          <w:szCs w:val="22"/>
+          <w:lang w:val="nl-NL"/>
+        </w:rPr>
+        <w:t>n test is niet uitgevoerd omdat deze niet nodig was tijdens de huidige testfase.</w:t>
+      </w:r>
+    </w:p>
+    <w:p>
+      <w:pPr>
+        <w:rPr>
           <w:rFonts w:cstheme="minorHAnsi"/>
-          <w:b/>
-          <w:bCs/>
-        </w:rPr>
-        <w:t>Niet-uitgevoerde tests:</w:t>
-      </w:r>
+        </w:rPr>
+      </w:pPr>
       <w:r>
         <w:rPr>
           <w:rFonts w:cstheme="minorHAnsi"/>
         </w:rPr>
-        <w:t xml:space="preserve"> [Aantal]</w:t>
-      </w:r>
-    </w:p>
-    <w:p>
-      <w:pPr>
-        <w:rPr>
-          <w:rFonts w:cstheme="minorHAnsi"/>
-        </w:rPr>
-      </w:pPr>
-    </w:p>
-    <w:p>
-      <w:pPr>
-        <w:rPr>
-          <w:rFonts w:cstheme="minorHAnsi"/>
-        </w:rPr>
-      </w:pPr>
-      <w:r>
-        <w:rPr>
-          <w:rFonts w:cstheme="minorHAnsi"/>
-        </w:rPr>
-        <w:t xml:space="preserve">Onderbouwing van </w:t>
-      </w:r>
-      <w:r>
-        <w:rPr>
-          <w:rFonts w:cstheme="minorHAnsi"/>
-        </w:rPr>
-        <w:t>mislukte en niet-uitgevoerde tests:</w:t>
-      </w:r>
-    </w:p>
-    <w:p>
-      <w:pPr>
-        <w:rPr>
-          <w:rFonts w:cstheme="minorHAnsi"/>
-          <w:i/>
-          <w:iCs/>
-        </w:rPr>
-      </w:pPr>
-      <w:r>
-        <w:rPr>
-          <w:rFonts w:cstheme="minorHAnsi"/>
-          <w:i/>
-          <w:iCs/>
-        </w:rPr>
-        <w:t xml:space="preserve">[Beschrijf hier waarom sommige tests zijn mislukt </w:t>
-      </w:r>
-      <w:r>
-        <w:rPr>
-          <w:rFonts w:cstheme="minorHAnsi"/>
-          <w:i/>
-          <w:iCs/>
-        </w:rPr>
-        <w:t>of niet</w:t>
-      </w:r>
-      <w:r>
-        <w:rPr>
-          <w:rFonts w:cstheme="minorHAnsi"/>
-          <w:i/>
-          <w:iCs/>
-        </w:rPr>
-        <w:t xml:space="preserve"> zijn</w:t>
-      </w:r>
-      <w:r>
-        <w:rPr>
-          <w:rFonts w:cstheme="minorHAnsi"/>
-          <w:i/>
-          <w:iCs/>
-        </w:rPr>
-        <w:t xml:space="preserve"> uitgevoerd.</w:t>
-      </w:r>
-      <w:r>
-        <w:rPr>
-          <w:rFonts w:cstheme="minorHAnsi"/>
-          <w:i/>
-          <w:iCs/>
-        </w:rPr>
-        <w:t>]</w:t>
-      </w:r>
-    </w:p>
-    <w:p>
-      <w:pPr>
-        <w:rPr>
-          <w:rFonts w:cstheme="minorHAnsi"/>
-        </w:rPr>
-      </w:pPr>
-      <w:r>
-        <w:rPr>
-          <w:rFonts w:cstheme="minorHAnsi"/>
-        </w:rPr>
         <w:br w:type="page"/>
       </w:r>
     </w:p>
@@ -1287,76 +1274,26 @@
       <w:pPr>
         <w:pStyle w:val="Kop1"/>
       </w:pPr>
-      <w:bookmarkStart w:id="2" w:name="_Toc183095817"/>
-      <w:r>
-        <w:lastRenderedPageBreak/>
+      <w:bookmarkStart w:name="_Toc183095817" w:id="2"/>
+      <w:r>
+        <w:rPr/>
         <w:t>3. Gedetailleerde testresultaten</w:t>
       </w:r>
       <w:bookmarkEnd w:id="2"/>
     </w:p>
     <w:p>
       <w:pPr>
-        <w:rPr>
-          <w:rFonts w:cstheme="minorHAnsi"/>
-          <w:i/>
-          <w:iCs/>
-        </w:rPr>
-      </w:pPr>
-      <w:r>
-        <w:rPr>
-          <w:rFonts w:cstheme="minorHAnsi"/>
-          <w:i/>
-          <w:iCs/>
-        </w:rPr>
-        <w:t xml:space="preserve">[Voor elke testcase vul je de tabel hieronder in. Gebruik </w:t>
-      </w:r>
-      <w:r>
-        <w:rPr>
-          <w:rFonts w:cstheme="minorHAnsi"/>
-          <w:i/>
-          <w:iCs/>
-        </w:rPr>
-        <w:t xml:space="preserve">hiervoor de tabellen uit het testplan en vul deze </w:t>
-      </w:r>
-      <w:r>
-        <w:rPr>
-          <w:rFonts w:cstheme="minorHAnsi"/>
-          <w:i/>
-          <w:iCs/>
-        </w:rPr>
-        <w:t xml:space="preserve">per testcase </w:t>
-      </w:r>
-      <w:r>
-        <w:rPr>
-          <w:rFonts w:cstheme="minorHAnsi"/>
-          <w:i/>
-          <w:iCs/>
-        </w:rPr>
-        <w:t xml:space="preserve">aan met het resultaat, de aanpassingen, door wie is het </w:t>
-      </w:r>
-      <w:r>
-        <w:rPr>
-          <w:rFonts w:cstheme="minorHAnsi"/>
-          <w:i/>
-          <w:iCs/>
-        </w:rPr>
-        <w:t>ge</w:t>
-      </w:r>
-      <w:r>
-        <w:rPr>
-          <w:rFonts w:cstheme="minorHAnsi"/>
-          <w:i/>
-          <w:iCs/>
-        </w:rPr>
-        <w:t>test en wat is de status van de test</w:t>
-      </w:r>
-      <w:r>
-        <w:rPr>
-          <w:rFonts w:cstheme="minorHAnsi"/>
-          <w:i/>
-          <w:iCs/>
-        </w:rPr>
-        <w:t>.]</w:t>
+        <w:pStyle w:val="Standaard"/>
+      </w:pPr>
+      <w:r>
+        <w:rPr>
+          <w:rFonts w:ascii="Calibri" w:hAnsi="Calibri" w:eastAsia="Calibri" w:cs="Calibri"/>
+          <w:noProof w:val="0"/>
+          <w:sz w:val="22"/>
+          <w:szCs w:val="22"/>
+          <w:lang w:val="nl-NL"/>
+        </w:rPr>
+        <w:t>Drie tests zijn mislukt omdat sommige objecten niet goed reageerden op botsingen, een puzzel niet altijd werkte zoals verwacht en een UI-knop niet goed functioneerde. Eén test is niet uitgevoerd omdat deze niet nodig was tijdens de huidige testfase.</w:t>
       </w:r>
     </w:p>
     <w:p>
@@ -1373,12 +1310,12 @@
         <w:tblW w:w="4966" w:type="pct"/>
         <w:tblInd w:w="108" w:type="dxa"/>
         <w:tblBorders>
-          <w:top w:val="single" w:sz="4" w:space="0" w:color="auto"/>
-          <w:left w:val="single" w:sz="4" w:space="0" w:color="auto"/>
-          <w:bottom w:val="single" w:sz="4" w:space="0" w:color="auto"/>
-          <w:right w:val="single" w:sz="4" w:space="0" w:color="auto"/>
-          <w:insideH w:val="single" w:sz="4" w:space="0" w:color="auto"/>
-          <w:insideV w:val="single" w:sz="4" w:space="0" w:color="auto"/>
+          <w:top w:val="single" w:color="auto" w:sz="4" w:space="0"/>
+          <w:left w:val="single" w:color="auto" w:sz="4" w:space="0"/>
+          <w:bottom w:val="single" w:color="auto" w:sz="4" w:space="0"/>
+          <w:right w:val="single" w:color="auto" w:sz="4" w:space="0"/>
+          <w:insideH w:val="single" w:color="auto" w:sz="4" w:space="0"/>
+          <w:insideV w:val="single" w:color="auto" w:sz="4" w:space="0"/>
         </w:tblBorders>
         <w:tblLook w:val="01E0" w:firstRow="1" w:lastRow="1" w:firstColumn="1" w:lastColumn="1" w:noHBand="0" w:noVBand="0"/>
       </w:tblPr>
@@ -2148,7 +2085,7 @@
       <w:pPr>
         <w:pStyle w:val="Kop1"/>
       </w:pPr>
-      <w:bookmarkStart w:id="3" w:name="_Toc183095818"/>
+      <w:bookmarkStart w:name="_Toc183095818" w:id="3"/>
       <w:r>
         <w:lastRenderedPageBreak/>
         <w:t>4. Analyse en bevindingen</w:t>
@@ -2168,186 +2105,152 @@
       </w:r>
     </w:p>
     <w:p>
-      <w:pPr>
-        <w:rPr>
-          <w:rFonts w:cstheme="minorHAnsi"/>
-          <w:i/>
-          <w:iCs/>
-        </w:rPr>
-      </w:pPr>
-      <w:r>
-        <w:rPr>
-          <w:rFonts w:cstheme="minorHAnsi"/>
-          <w:b/>
-          <w:bCs/>
+      <w:pPr/>
+      <w:r>
+        <w:rPr>
+          <w:rFonts w:cs="Calibri" w:cstheme="minorAscii"/>
+          <w:b w:val="1"/>
+          <w:bCs w:val="1"/>
         </w:rPr>
         <w:t>Samenvatting van</w:t>
       </w:r>
       <w:r>
         <w:rPr>
-          <w:rFonts w:cstheme="minorHAnsi"/>
-          <w:b/>
-          <w:bCs/>
+          <w:rFonts w:cs="Calibri" w:cstheme="minorAscii"/>
+          <w:b w:val="1"/>
+          <w:bCs w:val="1"/>
         </w:rPr>
         <w:t xml:space="preserve"> de</w:t>
       </w:r>
       <w:r>
         <w:rPr>
-          <w:rFonts w:cstheme="minorHAnsi"/>
-          <w:b/>
-          <w:bCs/>
+          <w:rFonts w:cs="Calibri" w:cstheme="minorAscii"/>
+          <w:b w:val="1"/>
+          <w:bCs w:val="1"/>
         </w:rPr>
         <w:t xml:space="preserve"> </w:t>
       </w:r>
       <w:r>
         <w:rPr>
-          <w:rFonts w:cstheme="minorHAnsi"/>
-          <w:b/>
-          <w:bCs/>
+          <w:rFonts w:cs="Calibri" w:cstheme="minorAscii"/>
+          <w:b w:val="1"/>
+          <w:bCs w:val="1"/>
         </w:rPr>
         <w:t>issues</w:t>
       </w:r>
       <w:r>
         <w:rPr>
-          <w:rFonts w:cstheme="minorHAnsi"/>
-          <w:b/>
-          <w:bCs/>
+          <w:rFonts w:cs="Calibri" w:cstheme="minorAscii"/>
+          <w:b w:val="1"/>
+          <w:bCs w:val="1"/>
         </w:rPr>
         <w:t>:</w:t>
       </w:r>
-      <w:r>
-        <w:rPr>
-          <w:rFonts w:cstheme="minorHAnsi"/>
-        </w:rPr>
-        <w:br/>
-      </w:r>
-      <w:r>
-        <w:rPr>
-          <w:rFonts w:cstheme="minorHAnsi"/>
-          <w:i/>
-          <w:iCs/>
-        </w:rPr>
-        <w:t>[Beschrijf de meest kritieke fouten en hun mogelijke impact op de game.]</w:t>
-      </w:r>
-    </w:p>
-    <w:p>
-      <w:pPr>
-        <w:rPr>
-          <w:rFonts w:cstheme="minorHAnsi"/>
-        </w:rPr>
-      </w:pPr>
-      <w:r>
-        <w:rPr>
-          <w:rFonts w:cstheme="minorHAnsi"/>
-          <w:b/>
-          <w:bCs/>
-        </w:rPr>
-        <w:t>Omschrijving en toekenning</w:t>
-      </w:r>
-      <w:r>
-        <w:rPr>
-          <w:rFonts w:cstheme="minorHAnsi"/>
-          <w:b/>
-          <w:bCs/>
-        </w:rPr>
-        <w:t xml:space="preserve"> issues</w:t>
-      </w:r>
-      <w:r>
-        <w:rPr>
-          <w:rFonts w:cstheme="minorHAnsi"/>
-          <w:b/>
-          <w:bCs/>
-        </w:rPr>
-        <w:t>:</w:t>
-      </w:r>
-      <w:r>
-        <w:rPr>
-          <w:rFonts w:cstheme="minorHAnsi"/>
-        </w:rPr>
-        <w:br/>
-      </w:r>
-      <w:r>
-        <w:rPr>
-          <w:rFonts w:cstheme="minorHAnsi"/>
-          <w:i/>
-          <w:iCs/>
-        </w:rPr>
-        <w:t>[</w:t>
-      </w:r>
-      <w:r>
-        <w:rPr>
-          <w:rFonts w:cstheme="minorHAnsi"/>
-          <w:i/>
-          <w:iCs/>
-        </w:rPr>
-        <w:t>Vul de onderstaande</w:t>
-      </w:r>
-      <w:r>
-        <w:rPr>
-          <w:rFonts w:cstheme="minorHAnsi"/>
-          <w:i/>
-          <w:iCs/>
-        </w:rPr>
-        <w:t xml:space="preserve"> </w:t>
-      </w:r>
-      <w:r>
-        <w:rPr>
-          <w:rFonts w:cstheme="minorHAnsi"/>
-          <w:i/>
-          <w:iCs/>
-        </w:rPr>
-        <w:t xml:space="preserve">tabel </w:t>
-      </w:r>
-      <w:r>
-        <w:rPr>
-          <w:rFonts w:cstheme="minorHAnsi"/>
-          <w:i/>
-          <w:iCs/>
-        </w:rPr>
-        <w:t xml:space="preserve">zo specifiek mogelijk </w:t>
-      </w:r>
-      <w:r>
-        <w:rPr>
-          <w:rFonts w:cstheme="minorHAnsi"/>
-          <w:i/>
-          <w:iCs/>
-        </w:rPr>
-        <w:t>in, zodat je de issues kunt gaan plannen</w:t>
-      </w:r>
-      <w:r>
-        <w:rPr>
-          <w:rFonts w:cstheme="minorHAnsi"/>
-          <w:i/>
-          <w:iCs/>
-        </w:rPr>
-        <w:t xml:space="preserve"> (kopieer de tabel </w:t>
-      </w:r>
-      <w:proofErr w:type="gramStart"/>
-      <w:r>
-        <w:rPr>
-          <w:rFonts w:cstheme="minorHAnsi"/>
-          <w:i/>
-          <w:iCs/>
-        </w:rPr>
-        <w:t>indien</w:t>
-      </w:r>
-      <w:proofErr w:type="gramEnd"/>
-      <w:r>
-        <w:rPr>
-          <w:rFonts w:cstheme="minorHAnsi"/>
-          <w:i/>
-          <w:iCs/>
-        </w:rPr>
-        <w:t xml:space="preserve"> er meer issues zijn).</w:t>
-      </w:r>
-      <w:r>
-        <w:rPr>
-          <w:rFonts w:cstheme="minorHAnsi"/>
-          <w:i/>
-          <w:iCs/>
-        </w:rPr>
-        <w:t>]</w:t>
-      </w:r>
+    </w:p>
+    <w:p>
+      <w:pPr>
+        <w:pStyle w:val="Lijstalinea"/>
+        <w:numPr>
+          <w:ilvl w:val="0"/>
+          <w:numId w:val="12"/>
+        </w:numPr>
+        <w:spacing w:before="240" w:beforeAutospacing="off" w:after="240" w:afterAutospacing="off"/>
+        <w:rPr>
+          <w:rFonts w:ascii="Calibri" w:hAnsi="Calibri" w:eastAsia="Calibri" w:cs="Calibri"/>
+          <w:noProof w:val="0"/>
+          <w:sz w:val="22"/>
+          <w:szCs w:val="22"/>
+          <w:lang w:val="nl-NL"/>
+        </w:rPr>
+      </w:pPr>
+      <w:r>
+        <w:rPr>
+          <w:rFonts w:ascii="Calibri" w:hAnsi="Calibri" w:eastAsia="Calibri" w:cs="Calibri"/>
+          <w:noProof w:val="0"/>
+          <w:sz w:val="22"/>
+          <w:szCs w:val="22"/>
+          <w:lang w:val="nl-NL"/>
+        </w:rPr>
+        <w:t>Sommige objecten bewegen of vallen niet zoals verwacht.</w:t>
+      </w:r>
+    </w:p>
+    <w:p>
+      <w:pPr>
+        <w:pStyle w:val="Lijstalinea"/>
+        <w:numPr>
+          <w:ilvl w:val="0"/>
+          <w:numId w:val="12"/>
+        </w:numPr>
+        <w:spacing w:before="240" w:beforeAutospacing="off" w:after="240" w:afterAutospacing="off"/>
+        <w:rPr>
+          <w:rFonts w:ascii="Calibri" w:hAnsi="Calibri" w:eastAsia="Calibri" w:cs="Calibri"/>
+          <w:noProof w:val="0"/>
+          <w:sz w:val="22"/>
+          <w:szCs w:val="22"/>
+          <w:lang w:val="nl-NL"/>
+        </w:rPr>
+      </w:pPr>
+      <w:r>
+        <w:rPr>
+          <w:rFonts w:ascii="Calibri" w:hAnsi="Calibri" w:eastAsia="Calibri" w:cs="Calibri"/>
+          <w:noProof w:val="0"/>
+          <w:sz w:val="22"/>
+          <w:szCs w:val="22"/>
+          <w:lang w:val="nl-NL"/>
+        </w:rPr>
+        <w:t>Een puzzel werkt niet altijd zoals bedoeld.</w:t>
+      </w:r>
+    </w:p>
+    <w:p>
+      <w:pPr>
+        <w:pStyle w:val="Lijstalinea"/>
+        <w:numPr>
+          <w:ilvl w:val="0"/>
+          <w:numId w:val="12"/>
+        </w:numPr>
+        <w:spacing w:before="240" w:beforeAutospacing="off" w:after="240" w:afterAutospacing="off"/>
+        <w:rPr>
+          <w:rFonts w:ascii="Calibri" w:hAnsi="Calibri" w:eastAsia="Calibri" w:cs="Calibri"/>
+          <w:noProof w:val="0"/>
+          <w:sz w:val="22"/>
+          <w:szCs w:val="22"/>
+          <w:lang w:val="nl-NL"/>
+        </w:rPr>
+      </w:pPr>
+      <w:r>
+        <w:rPr>
+          <w:rFonts w:ascii="Calibri" w:hAnsi="Calibri" w:eastAsia="Calibri" w:cs="Calibri"/>
+          <w:noProof w:val="0"/>
+          <w:sz w:val="22"/>
+          <w:szCs w:val="22"/>
+          <w:lang w:val="nl-NL"/>
+        </w:rPr>
+        <w:t>Een UI-knop reageert niet goed op invoer.</w:t>
+      </w:r>
+    </w:p>
+    <w:p>
+      <w:pPr>
+        <w:spacing w:before="240" w:beforeAutospacing="off" w:after="240" w:afterAutospacing="off"/>
+      </w:pPr>
+      <w:r>
+        <w:rPr>
+          <w:rFonts w:ascii="Calibri" w:hAnsi="Calibri" w:eastAsia="Calibri" w:cs="Calibri"/>
+          <w:noProof w:val="0"/>
+          <w:sz w:val="22"/>
+          <w:szCs w:val="22"/>
+          <w:lang w:val="nl-NL"/>
+        </w:rPr>
+        <w:t>Deze problemen kunnen ervoor zorgen dat spelers vastlopen of het spel niet goed kunnen bedienen. De fouten moeten worden opgelost en opnieuw getest.</w:t>
+      </w:r>
+    </w:p>
+    <w:p>
+      <w:pPr>
+        <w:rPr>
+          <w:rFonts w:cs="Calibri" w:cstheme="minorAscii"/>
+          <w:i w:val="1"/>
+          <w:iCs w:val="1"/>
+        </w:rPr>
+      </w:pPr>
     </w:p>
     <w:p>
       <w:pPr>
@@ -2361,12 +2264,12 @@
         <w:tblW w:w="4966" w:type="pct"/>
         <w:tblInd w:w="108" w:type="dxa"/>
         <w:tblBorders>
-          <w:top w:val="single" w:sz="4" w:space="0" w:color="auto"/>
-          <w:left w:val="single" w:sz="4" w:space="0" w:color="auto"/>
-          <w:bottom w:val="single" w:sz="4" w:space="0" w:color="auto"/>
-          <w:right w:val="single" w:sz="4" w:space="0" w:color="auto"/>
-          <w:insideH w:val="single" w:sz="4" w:space="0" w:color="auto"/>
-          <w:insideV w:val="single" w:sz="4" w:space="0" w:color="auto"/>
+          <w:top w:val="single" w:color="auto" w:sz="4" w:space="0"/>
+          <w:left w:val="single" w:color="auto" w:sz="4" w:space="0"/>
+          <w:bottom w:val="single" w:color="auto" w:sz="4" w:space="0"/>
+          <w:right w:val="single" w:color="auto" w:sz="4" w:space="0"/>
+          <w:insideH w:val="single" w:color="auto" w:sz="4" w:space="0"/>
+          <w:insideV w:val="single" w:color="auto" w:sz="4" w:space="0"/>
         </w:tblBorders>
         <w:tblLook w:val="01E0" w:firstRow="1" w:lastRow="1" w:firstColumn="1" w:lastColumn="1" w:noHBand="0" w:noVBand="0"/>
       </w:tblPr>
@@ -2861,60 +2764,64 @@
       <w:pPr>
         <w:pStyle w:val="Kop1"/>
       </w:pPr>
-      <w:bookmarkStart w:id="4" w:name="_Toc183095819"/>
-      <w:r>
-        <w:lastRenderedPageBreak/>
+      <w:bookmarkStart w:name="_Toc183095819" w:id="4"/>
+      <w:r>
+        <w:rPr/>
         <w:t>5. Gebruikersfeedback</w:t>
       </w:r>
       <w:bookmarkEnd w:id="4"/>
     </w:p>
     <w:p>
       <w:pPr>
+        <w:spacing w:before="240" w:beforeAutospacing="off" w:after="240" w:afterAutospacing="off"/>
+      </w:pPr>
+      <w:r>
+        <w:rPr>
+          <w:rFonts w:ascii="Calibri" w:hAnsi="Calibri" w:eastAsia="Calibri" w:cs="Calibri"/>
+          <w:noProof w:val="0"/>
+          <w:sz w:val="22"/>
+          <w:szCs w:val="22"/>
+          <w:lang w:val="nl-NL"/>
+        </w:rPr>
+        <w:t>Testers vonden het leuk om puzzels op te lossen en met de physics te experimenteren. Het bewegen en laten vallen van objecten maakte het spel interessant.</w:t>
+      </w:r>
+    </w:p>
+    <w:p>
+      <w:pPr>
+        <w:spacing w:before="240" w:beforeAutospacing="off" w:after="240" w:afterAutospacing="off"/>
+      </w:pPr>
+      <w:r>
+        <w:rPr>
+          <w:rFonts w:ascii="Calibri" w:hAnsi="Calibri" w:eastAsia="Calibri" w:cs="Calibri"/>
+          <w:noProof w:val="0"/>
+          <w:sz w:val="22"/>
+          <w:szCs w:val="22"/>
+          <w:lang w:val="nl-NL"/>
+        </w:rPr>
+        <w:t>Sommige puzzels waren niet helemaal duidelijk en bepaalde objecten reageerden anders dan verwacht. Het zou helpen om de puzzels duidelijker te maken en de physics te verbeteren.</w:t>
+      </w:r>
+    </w:p>
+    <w:p>
+      <w:pPr>
         <w:tabs>
-          <w:tab w:val="num" w:pos="720"/>
+          <w:tab w:val="num" w:leader="none" w:pos="720"/>
         </w:tabs>
         <w:rPr>
+          <w:rFonts w:cs="Calibri" w:cstheme="minorAscii"/>
+          <w:i w:val="1"/>
+          <w:iCs w:val="1"/>
+        </w:rPr>
+      </w:pPr>
+    </w:p>
+    <w:p>
+      <w:pPr>
+        <w:rPr>
           <w:rFonts w:cstheme="minorHAnsi"/>
-          <w:i/>
-          <w:iCs/>
         </w:rPr>
       </w:pPr>
       <w:r>
         <w:rPr>
           <w:rFonts w:cstheme="minorHAnsi"/>
-          <w:i/>
-          <w:iCs/>
-        </w:rPr>
-        <w:t xml:space="preserve">[Als </w:t>
-      </w:r>
-      <w:proofErr w:type="spellStart"/>
-      <w:r>
-        <w:rPr>
-          <w:rFonts w:cstheme="minorHAnsi"/>
-          <w:i/>
-          <w:iCs/>
-        </w:rPr>
-        <w:t>usability</w:t>
-      </w:r>
-      <w:proofErr w:type="spellEnd"/>
-      <w:r>
-        <w:rPr>
-          <w:rFonts w:cstheme="minorHAnsi"/>
-          <w:i/>
-          <w:iCs/>
-        </w:rPr>
-        <w:t xml:space="preserve"> tests zijn uitgevoerd, vat dan de belangrijkste feedback van gebruikers samen, bijvoorbeeld: Wat vonden gebruikers prettig? Wat vonden ze verwarrend of storend? Wat zijn mogelijke verbeterpunten?]</w:t>
-      </w:r>
-    </w:p>
-    <w:p>
-      <w:pPr>
-        <w:rPr>
-          <w:rFonts w:cstheme="minorHAnsi"/>
-        </w:rPr>
-      </w:pPr>
-      <w:r>
-        <w:rPr>
-          <w:rFonts w:cstheme="minorHAnsi"/>
         </w:rPr>
         <w:br w:type="page"/>
       </w:r>
@@ -2923,7 +2830,7 @@
       <w:pPr>
         <w:pStyle w:val="Kop1"/>
       </w:pPr>
-      <w:bookmarkStart w:id="5" w:name="_Toc183095820"/>
+      <w:bookmarkStart w:name="_Toc183095820" w:id="5"/>
       <w:r>
         <w:lastRenderedPageBreak/>
         <w:t>6. Conclusies en aanbevelingen</w:t>
@@ -2932,6 +2839,216 @@
     </w:p>
     <w:p>
       <w:pPr>
+        <w:pStyle w:val="Standaard"/>
+      </w:pPr>
+      <w:r>
+        <w:rPr>
+          <w:rFonts w:cs="Calibri" w:cstheme="minorAscii"/>
+          <w:b w:val="1"/>
+          <w:bCs w:val="1"/>
+        </w:rPr>
+        <w:t>Conclusies:</w:t>
+      </w:r>
+      <w:r>
+        <w:br/>
+      </w:r>
+      <w:r>
+        <w:rPr>
+          <w:rFonts w:ascii="Calibri" w:hAnsi="Calibri" w:eastAsia="Calibri" w:cs="Calibri"/>
+          <w:noProof w:val="0"/>
+          <w:sz w:val="22"/>
+          <w:szCs w:val="22"/>
+          <w:lang w:val="nl-NL"/>
+        </w:rPr>
+        <w:t>De game werkt grotendeels, maar er zijn nog enkele fouten die opgelost moeten worden. De basis van de gameplay is aanwezig, maar het spel is nog niet helemaal klaar voor de definitieve oplevering.</w:t>
+      </w:r>
+    </w:p>
+    <w:p>
+      <w:pPr>
+        <w:tabs>
+          <w:tab w:val="num" w:leader="none" w:pos="720"/>
+        </w:tabs>
+      </w:pPr>
+      <w:r>
+        <w:rPr>
+          <w:rFonts w:cs="Calibri" w:cstheme="minorAscii"/>
+          <w:b w:val="1"/>
+          <w:bCs w:val="1"/>
+        </w:rPr>
+        <w:t>Aanbevelingen:</w:t>
+      </w:r>
+    </w:p>
+    <w:p>
+      <w:pPr>
+        <w:pStyle w:val="Lijstalinea"/>
+        <w:numPr>
+          <w:ilvl w:val="0"/>
+          <w:numId w:val="9"/>
+        </w:numPr>
+        <w:tabs>
+          <w:tab w:val="num" w:leader="none" w:pos="720"/>
+        </w:tabs>
+        <w:rPr>
+          <w:rFonts w:ascii="Calibri" w:hAnsi="Calibri" w:eastAsia="Calibri" w:cs="Calibri"/>
+          <w:noProof w:val="0"/>
+          <w:sz w:val="22"/>
+          <w:szCs w:val="22"/>
+          <w:lang w:val="nl-NL"/>
+        </w:rPr>
+      </w:pPr>
+      <w:r>
+        <w:rPr>
+          <w:rFonts w:ascii="Calibri" w:hAnsi="Calibri" w:eastAsia="Calibri" w:cs="Calibri"/>
+          <w:noProof w:val="0"/>
+          <w:sz w:val="22"/>
+          <w:szCs w:val="22"/>
+          <w:lang w:val="nl-NL"/>
+        </w:rPr>
+        <w:t xml:space="preserve">Los de gevonden </w:t>
+      </w:r>
+      <w:r>
+        <w:rPr>
+          <w:rFonts w:ascii="Calibri" w:hAnsi="Calibri" w:eastAsia="Calibri" w:cs="Calibri"/>
+          <w:noProof w:val="0"/>
+          <w:sz w:val="22"/>
+          <w:szCs w:val="22"/>
+          <w:lang w:val="nl-NL"/>
+        </w:rPr>
+        <w:t>physics</w:t>
+      </w:r>
+      <w:r>
+        <w:rPr>
+          <w:rFonts w:ascii="Calibri" w:hAnsi="Calibri" w:eastAsia="Calibri" w:cs="Calibri"/>
+          <w:noProof w:val="0"/>
+          <w:sz w:val="22"/>
+          <w:szCs w:val="22"/>
+          <w:lang w:val="nl-NL"/>
+        </w:rPr>
+        <w:t>-bugs op.</w:t>
+      </w:r>
+    </w:p>
+    <w:p>
+      <w:pPr>
+        <w:pStyle w:val="Lijstalinea"/>
+        <w:numPr>
+          <w:ilvl w:val="0"/>
+          <w:numId w:val="9"/>
+        </w:numPr>
+        <w:spacing w:before="240" w:beforeAutospacing="off" w:after="240" w:afterAutospacing="off"/>
+        <w:rPr>
+          <w:rFonts w:ascii="Calibri" w:hAnsi="Calibri" w:eastAsia="Calibri" w:cs="Calibri"/>
+          <w:noProof w:val="0"/>
+          <w:sz w:val="22"/>
+          <w:szCs w:val="22"/>
+          <w:lang w:val="nl-NL"/>
+        </w:rPr>
+      </w:pPr>
+      <w:r>
+        <w:rPr>
+          <w:rFonts w:ascii="Calibri" w:hAnsi="Calibri" w:eastAsia="Calibri" w:cs="Calibri"/>
+          <w:noProof w:val="0"/>
+          <w:sz w:val="22"/>
+          <w:szCs w:val="22"/>
+          <w:lang w:val="nl-NL"/>
+        </w:rPr>
+        <w:t>Controleer of alle puzzels goed werken.</w:t>
+      </w:r>
+    </w:p>
+    <w:p>
+      <w:pPr>
+        <w:pStyle w:val="Lijstalinea"/>
+        <w:numPr>
+          <w:ilvl w:val="0"/>
+          <w:numId w:val="9"/>
+        </w:numPr>
+        <w:spacing w:before="240" w:beforeAutospacing="off" w:after="240" w:afterAutospacing="off"/>
+        <w:rPr>
+          <w:rFonts w:ascii="Calibri" w:hAnsi="Calibri" w:eastAsia="Calibri" w:cs="Calibri"/>
+          <w:noProof w:val="0"/>
+          <w:sz w:val="22"/>
+          <w:szCs w:val="22"/>
+          <w:lang w:val="nl-NL"/>
+        </w:rPr>
+      </w:pPr>
+      <w:r>
+        <w:rPr>
+          <w:rFonts w:ascii="Calibri" w:hAnsi="Calibri" w:eastAsia="Calibri" w:cs="Calibri"/>
+          <w:noProof w:val="0"/>
+          <w:sz w:val="22"/>
+          <w:szCs w:val="22"/>
+          <w:lang w:val="nl-NL"/>
+        </w:rPr>
+        <w:t>Zorg ervoor dat alle UI-knoppen correct reageren.</w:t>
+      </w:r>
+    </w:p>
+    <w:p>
+      <w:pPr>
+        <w:pStyle w:val="Lijstalinea"/>
+        <w:numPr>
+          <w:ilvl w:val="0"/>
+          <w:numId w:val="9"/>
+        </w:numPr>
+        <w:spacing w:before="240" w:beforeAutospacing="off" w:after="240" w:afterAutospacing="off"/>
+        <w:rPr>
+          <w:rFonts w:ascii="Calibri" w:hAnsi="Calibri" w:eastAsia="Calibri" w:cs="Calibri"/>
+          <w:noProof w:val="0"/>
+          <w:sz w:val="22"/>
+          <w:szCs w:val="22"/>
+          <w:lang w:val="nl-NL"/>
+        </w:rPr>
+      </w:pPr>
+      <w:r>
+        <w:rPr>
+          <w:rFonts w:ascii="Calibri" w:hAnsi="Calibri" w:eastAsia="Calibri" w:cs="Calibri"/>
+          <w:noProof w:val="0"/>
+          <w:sz w:val="22"/>
+          <w:szCs w:val="22"/>
+          <w:lang w:val="nl-NL"/>
+        </w:rPr>
+        <w:t>Test de aangepaste onderdelen opnieuw.</w:t>
+      </w:r>
+    </w:p>
+    <w:p>
+      <w:pPr>
+        <w:pStyle w:val="Lijstalinea"/>
+        <w:numPr>
+          <w:ilvl w:val="0"/>
+          <w:numId w:val="9"/>
+        </w:numPr>
+        <w:spacing w:before="240" w:beforeAutospacing="off" w:after="240" w:afterAutospacing="off"/>
+        <w:rPr>
+          <w:rFonts w:ascii="Calibri" w:hAnsi="Calibri" w:eastAsia="Calibri" w:cs="Calibri"/>
+          <w:noProof w:val="0"/>
+          <w:sz w:val="22"/>
+          <w:szCs w:val="22"/>
+          <w:lang w:val="nl-NL"/>
+        </w:rPr>
+      </w:pPr>
+      <w:r>
+        <w:rPr>
+          <w:rFonts w:ascii="Calibri" w:hAnsi="Calibri" w:eastAsia="Calibri" w:cs="Calibri"/>
+          <w:noProof w:val="0"/>
+          <w:sz w:val="22"/>
+          <w:szCs w:val="22"/>
+          <w:lang w:val="nl-NL"/>
+        </w:rPr>
+        <w:t>Voer een laatste test uit voordat de game wordt ingeleverd.</w:t>
+      </w:r>
+    </w:p>
+    <w:p>
+      <w:pPr>
+        <w:tabs>
+          <w:tab w:val="num" w:leader="none" w:pos="720"/>
+        </w:tabs>
+        <w:rPr>
+          <w:rFonts w:cs="Calibri" w:cstheme="minorAscii"/>
+          <w:i w:val="1"/>
+          <w:iCs w:val="1"/>
+        </w:rPr>
+      </w:pPr>
+    </w:p>
+    <w:p>
+      <w:pPr>
         <w:rPr>
           <w:rFonts w:cstheme="minorHAnsi"/>
         </w:rPr>
@@ -2939,85 +3056,6 @@
       <w:r>
         <w:rPr>
           <w:rFonts w:cstheme="minorHAnsi"/>
-          <w:b/>
-          <w:bCs/>
-        </w:rPr>
-        <w:t>Conclusies:</w:t>
-      </w:r>
-      <w:r>
-        <w:rPr>
-          <w:rFonts w:cstheme="minorHAnsi"/>
-        </w:rPr>
-        <w:br/>
-      </w:r>
-      <w:r>
-        <w:rPr>
-          <w:rFonts w:cstheme="minorHAnsi"/>
-          <w:i/>
-          <w:iCs/>
-        </w:rPr>
-        <w:t>[Vat de algemene kwaliteit van de game samen op basis van de testresultaten. Geef aan of de game gereed is voor release of dat er aanvullende verbeteringen nodig zijn.]</w:t>
-      </w:r>
-    </w:p>
-    <w:p>
-      <w:pPr>
-        <w:tabs>
-          <w:tab w:val="num" w:pos="720"/>
-        </w:tabs>
-        <w:rPr>
-          <w:rFonts w:cstheme="minorHAnsi"/>
-          <w:i/>
-          <w:iCs/>
-        </w:rPr>
-      </w:pPr>
-      <w:r>
-        <w:rPr>
-          <w:rFonts w:cstheme="minorHAnsi"/>
-          <w:b/>
-          <w:bCs/>
-        </w:rPr>
-        <w:t>Aanbevelingen:</w:t>
-      </w:r>
-      <w:r>
-        <w:rPr>
-          <w:rFonts w:cstheme="minorHAnsi"/>
-        </w:rPr>
-        <w:br/>
-      </w:r>
-      <w:r>
-        <w:rPr>
-          <w:rFonts w:cstheme="minorHAnsi"/>
-          <w:i/>
-          <w:iCs/>
-        </w:rPr>
-        <w:t xml:space="preserve">[Geef specifieke adviezen voor verbeteringen, bijvoorbeeld: Optimaliseer laadtijden om te voldoen aan de gestelde eisen en/of </w:t>
-      </w:r>
-      <w:r>
-        <w:rPr>
-          <w:rFonts w:cstheme="minorHAnsi"/>
-          <w:i/>
-          <w:iCs/>
-        </w:rPr>
-        <w:t>l</w:t>
-      </w:r>
-      <w:r>
-        <w:rPr>
-          <w:rFonts w:cstheme="minorHAnsi"/>
-          <w:i/>
-          <w:iCs/>
-        </w:rPr>
-        <w:t>os kritieke bugs op voordat het project doorgaat naar de volgende fase.]</w:t>
-      </w:r>
-    </w:p>
-    <w:p>
-      <w:pPr>
-        <w:rPr>
-          <w:rFonts w:cstheme="minorHAnsi"/>
-        </w:rPr>
-      </w:pPr>
-      <w:r>
-        <w:rPr>
-          <w:rFonts w:cstheme="minorHAnsi"/>
         </w:rPr>
         <w:br w:type="page"/>
       </w:r>
@@ -3026,53 +3064,102 @@
       <w:pPr>
         <w:pStyle w:val="Kop1"/>
       </w:pPr>
-      <w:bookmarkStart w:id="6" w:name="_Toc183095821"/>
-      <w:r>
-        <w:lastRenderedPageBreak/>
+      <w:bookmarkStart w:name="_Toc183095821" w:id="6"/>
+      <w:r>
+        <w:rPr/>
         <w:t>7. Bijlagen</w:t>
       </w:r>
       <w:bookmarkEnd w:id="6"/>
     </w:p>
     <w:p>
       <w:pPr>
-        <w:rPr>
-          <w:rFonts w:cstheme="minorHAnsi"/>
-          <w:i/>
-          <w:iCs/>
-        </w:rPr>
-      </w:pPr>
-      <w:r>
-        <w:rPr>
-          <w:rFonts w:cstheme="minorHAnsi"/>
-          <w:i/>
-          <w:iCs/>
-        </w:rPr>
-        <w:t>[Voeg alle relevante extra documenten, logs of screenshots toe ter ondersteuning van het rapport.</w:t>
-      </w:r>
-      <w:r>
-        <w:rPr>
-          <w:rFonts w:cstheme="minorHAnsi"/>
-          <w:i/>
-          <w:iCs/>
-        </w:rPr>
-        <w:t xml:space="preserve"> Beschrijf </w:t>
-      </w:r>
-      <w:r>
-        <w:rPr>
-          <w:rFonts w:cstheme="minorHAnsi"/>
-          <w:i/>
-          <w:iCs/>
-        </w:rPr>
-        <w:t>per bijlage waarom deze is toegevoegd.</w:t>
-      </w:r>
-      <w:r>
-        <w:rPr>
-          <w:rFonts w:cstheme="minorHAnsi"/>
-          <w:i/>
-          <w:iCs/>
-        </w:rPr>
-        <w:t>]</w:t>
-      </w:r>
+        <w:pStyle w:val="Lijstalinea"/>
+        <w:numPr>
+          <w:ilvl w:val="0"/>
+          <w:numId w:val="9"/>
+        </w:numPr>
+        <w:spacing w:before="240" w:beforeAutospacing="off" w:after="240" w:afterAutospacing="off"/>
+        <w:rPr>
+          <w:rFonts w:ascii="Calibri" w:hAnsi="Calibri" w:eastAsia="Calibri" w:cs="Calibri"/>
+          <w:noProof w:val="0"/>
+          <w:sz w:val="22"/>
+          <w:szCs w:val="22"/>
+          <w:lang w:val="nl-NL"/>
+        </w:rPr>
+      </w:pPr>
+      <w:r>
+        <w:rPr>
+          <w:rFonts w:ascii="Calibri" w:hAnsi="Calibri" w:eastAsia="Calibri" w:cs="Calibri"/>
+          <w:noProof w:val="0"/>
+          <w:sz w:val="22"/>
+          <w:szCs w:val="22"/>
+          <w:lang w:val="nl-NL"/>
+        </w:rPr>
+        <w:t>Testchecklist: een overzicht van alle uitgevoerde tests en de resultaten.</w:t>
+      </w:r>
+    </w:p>
+    <w:p>
+      <w:pPr>
+        <w:pStyle w:val="Lijstalinea"/>
+        <w:numPr>
+          <w:ilvl w:val="0"/>
+          <w:numId w:val="9"/>
+        </w:numPr>
+        <w:spacing w:before="240" w:beforeAutospacing="off" w:after="240" w:afterAutospacing="off"/>
+        <w:rPr>
+          <w:rFonts w:ascii="Calibri" w:hAnsi="Calibri" w:eastAsia="Calibri" w:cs="Calibri"/>
+          <w:noProof w:val="0"/>
+          <w:sz w:val="22"/>
+          <w:szCs w:val="22"/>
+          <w:lang w:val="nl-NL"/>
+        </w:rPr>
+      </w:pPr>
+      <w:r>
+        <w:rPr>
+          <w:rFonts w:ascii="Calibri" w:hAnsi="Calibri" w:eastAsia="Calibri" w:cs="Calibri"/>
+          <w:noProof w:val="0"/>
+          <w:sz w:val="22"/>
+          <w:szCs w:val="22"/>
+          <w:lang w:val="nl-NL"/>
+        </w:rPr>
+        <w:t>Screenshots: afbeeldingen van gevonden bugs en problemen in de game.</w:t>
+      </w:r>
+    </w:p>
+    <w:p>
+      <w:pPr>
+        <w:pStyle w:val="Lijstalinea"/>
+        <w:numPr>
+          <w:ilvl w:val="0"/>
+          <w:numId w:val="9"/>
+        </w:numPr>
+        <w:spacing w:before="240" w:beforeAutospacing="off" w:after="240" w:afterAutospacing="off"/>
+        <w:rPr>
+          <w:rFonts w:ascii="Calibri" w:hAnsi="Calibri" w:eastAsia="Calibri" w:cs="Calibri"/>
+          <w:noProof w:val="0"/>
+          <w:sz w:val="22"/>
+          <w:szCs w:val="22"/>
+          <w:lang w:val="nl-NL"/>
+        </w:rPr>
+      </w:pPr>
+      <w:r>
+        <w:rPr>
+          <w:rFonts w:ascii="Calibri" w:hAnsi="Calibri" w:eastAsia="Calibri" w:cs="Calibri"/>
+          <w:noProof w:val="0"/>
+          <w:sz w:val="22"/>
+          <w:szCs w:val="22"/>
+          <w:lang w:val="nl-NL"/>
+        </w:rPr>
+        <w:t>Unity Console-logs: eventuele foutmeldingen die tijdens het testen zijn gevonden.</w:t>
+      </w:r>
+    </w:p>
+    <w:p>
+      <w:pPr>
+        <w:rPr>
+          <w:rFonts w:cs="Calibri" w:cstheme="minorAscii"/>
+          <w:i w:val="1"/>
+          <w:iCs w:val="1"/>
+        </w:rPr>
+      </w:pPr>
     </w:p>
     <w:p>
       <w:pPr>
@@ -3084,7 +3171,7 @@
     <w:sectPr>
       <w:footerReference w:type="default" r:id="rId12"/>
       <w:headerReference w:type="first" r:id="rId13"/>
-      <w:pgSz w:w="11906" w:h="16838"/>
+      <w:pgSz w:w="11906" w:h="16838" w:orient="portrait"/>
       <w:pgMar w:top="1417" w:right="1417" w:bottom="1417" w:left="1417" w:header="708" w:footer="708" w:gutter="0"/>
       <w:cols w:space="708"/>
       <w:titlePg/>
@@ -3120,7 +3207,7 @@
 </file>
 
 <file path=word/footer1.xml><?xml version="1.0" encoding="utf-8"?>
-<w:ftr xmlns:wpc="http://schemas.microsoft.com/office/word/2010/wordprocessingCanvas" xmlns:cx="http://schemas.microsoft.com/office/drawing/2014/chartex" xmlns:cx1="http://schemas.microsoft.com/office/drawing/2015/9/8/chartex" xmlns:cx2="http://schemas.microsoft.com/office/drawing/2015/10/21/chartex" xmlns:cx3="http://schemas.microsoft.com/office/drawing/2016/5/9/chartex" xmlns:cx4="http://schemas.microsoft.com/office/drawing/2016/5/10/chartex" xmlns:cx5="http://schemas.microsoft.com/office/drawing/2016/5/11/chartex" xmlns:cx6="http://schemas.microsoft.com/office/drawing/2016/5/12/chartex" xmlns:cx7="http://schemas.microsoft.com/office/drawing/2016/5/13/chartex" xmlns:cx8="http://schemas.microsoft.com/office/drawing/2016/5/14/chartex" xmlns:mc="http://schemas.openxmlformats.org/markup-compatibility/2006" xmlns:aink="http://schemas.microsoft.com/office/drawing/2016/ink" xmlns:am3d="http://schemas.microsoft.com/office/drawing/2017/model3d" xmlns:o="urn:schemas-microsoft-com:office:office" xmlns:oel="http://schemas.microsoft.com/office/2019/extlst" xmlns:r="http://schemas.openxmlformats.org/officeDocument/2006/relationships" xmlns:m="http://schemas.openxmlformats.org/officeDocument/2006/math" xmlns:v="urn:schemas-microsoft-com:vml" xmlns:wp14="http://schemas.microsoft.com/office/word/2010/wordprocessingDrawing" xmlns:wp="http://schemas.openxmlformats.org/drawingml/2006/wordprocessingDrawing" xmlns:w10="urn:schemas-microsoft-com:office:word" xmlns:w="http://schemas.openxmlformats.org/wordprocessingml/2006/main" xmlns:w14="http://schemas.microsoft.com/office/word/2010/wordml" xmlns:w15="http://schemas.microsoft.com/office/word/2012/wordml" xmlns:w16cex="http://schemas.microsoft.com/office/word/2018/wordml/cex" xmlns:w16cid="http://schemas.microsoft.com/office/word/2016/wordml/cid" xmlns:w16="http://schemas.microsoft.com/office/word/2018/wordml" xmlns:w16du="http://schemas.microsoft.com/office/word/2023/wordml/word16du" xmlns:w16sdtdh="http://schemas.microsoft.com/office/word/2020/wordml/sdtdatahash" xmlns:w16se="http://schemas.microsoft.com/office/word/2015/wordml/symex" xmlns:wpg="http://schemas.microsoft.com/office/word/2010/wordprocessingGroup" xmlns:wpi="http://schemas.microsoft.com/office/word/2010/wordprocessingInk" xmlns:wne="http://schemas.microsoft.com/office/word/2006/wordml" xmlns:wps="http://schemas.microsoft.com/office/word/2010/wordprocessingShape" mc:Ignorable="w14 w15 w16se w16cid w16 w16cex w16sdtdh w16du wp14">
+<w:ftr xmlns:wpc="http://schemas.microsoft.com/office/word/2010/wordprocessingCanvas" xmlns:cx="http://schemas.microsoft.com/office/drawing/2014/chartex" xmlns:cx1="http://schemas.microsoft.com/office/drawing/2015/9/8/chartex" xmlns:cx2="http://schemas.microsoft.com/office/drawing/2015/10/21/chartex" xmlns:cx3="http://schemas.microsoft.com/office/drawing/2016/5/9/chartex" xmlns:cx4="http://schemas.microsoft.com/office/drawing/2016/5/10/chartex" xmlns:cx5="http://schemas.microsoft.com/office/drawing/2016/5/11/chartex" xmlns:cx6="http://schemas.microsoft.com/office/drawing/2016/5/12/chartex" xmlns:cx7="http://schemas.microsoft.com/office/drawing/2016/5/13/chartex" xmlns:cx8="http://schemas.microsoft.com/office/drawing/2016/5/14/chartex" xmlns:mc="http://schemas.openxmlformats.org/markup-compatibility/2006" xmlns:aink="http://schemas.microsoft.com/office/drawing/2016/ink" xmlns:am3d="http://schemas.microsoft.com/office/drawing/2017/model3d" xmlns:o="urn:schemas-microsoft-com:office:office" xmlns:oel="http://schemas.microsoft.com/office/2019/extlst" xmlns:r="http://schemas.openxmlformats.org/officeDocument/2006/relationships" xmlns:m="http://schemas.openxmlformats.org/officeDocument/2006/math" xmlns:v="urn:schemas-microsoft-com:vml" xmlns:wp14="http://schemas.microsoft.com/office/word/2010/wordprocessingDrawing" xmlns:wp="http://schemas.openxmlformats.org/drawingml/2006/wordprocessingDrawing" xmlns:w10="urn:schemas-microsoft-com:office:word" xmlns:w="http://schemas.openxmlformats.org/wordprocessingml/2006/main" xmlns:w14="http://schemas.microsoft.com/office/word/2010/wordml" xmlns:w15="http://schemas.microsoft.com/office/word/2012/wordml" xmlns:w16cex="http://schemas.microsoft.com/office/word/2018/wordml/cex" xmlns:w16cid="http://schemas.microsoft.com/office/word/2016/wordml/cid" xmlns:w16="http://schemas.microsoft.com/office/word/2018/wordml" xmlns:w16du="http://schemas.microsoft.com/office/word/2023/wordml/word16du" xmlns:w16sdtdh="http://schemas.microsoft.com/office/word/2020/wordml/sdtdatahash" xmlns:w16se="http://schemas.microsoft.com/office/word/2015/wordml/symex" xmlns:wpg="http://schemas.microsoft.com/office/word/2010/wordprocessingGroup" xmlns:wpi="http://schemas.microsoft.com/office/word/2010/wordprocessingInk" xmlns:wne="http://schemas.microsoft.com/office/word/2006/wordml" xmlns:wps="http://schemas.microsoft.com/office/word/2010/wordprocessingShape" xmlns:a="http://schemas.openxmlformats.org/drawingml/2006/main" xmlns:pic="http://schemas.openxmlformats.org/drawingml/2006/picture" xmlns:a14="http://schemas.microsoft.com/office/drawing/2010/main" mc:Ignorable="w14 w15 w16se w16cid w16 w16cex w16sdtdh w16du wp14">
   <w:p>
     <w:pPr>
       <w:pBdr>
@@ -3416,7 +3503,7 @@
 </file>
 
 <file path=word/header1.xml><?xml version="1.0" encoding="utf-8"?>
-<w:hdr xmlns:wpc="http://schemas.microsoft.com/office/word/2010/wordprocessingCanvas" xmlns:cx="http://schemas.microsoft.com/office/drawing/2014/chartex" xmlns:cx1="http://schemas.microsoft.com/office/drawing/2015/9/8/chartex" xmlns:cx2="http://schemas.microsoft.com/office/drawing/2015/10/21/chartex" xmlns:cx3="http://schemas.microsoft.com/office/drawing/2016/5/9/chartex" xmlns:cx4="http://schemas.microsoft.com/office/drawing/2016/5/10/chartex" xmlns:cx5="http://schemas.microsoft.com/office/drawing/2016/5/11/chartex" xmlns:cx6="http://schemas.microsoft.com/office/drawing/2016/5/12/chartex" xmlns:cx7="http://schemas.microsoft.com/office/drawing/2016/5/13/chartex" xmlns:cx8="http://schemas.microsoft.com/office/drawing/2016/5/14/chartex" xmlns:mc="http://schemas.openxmlformats.org/markup-compatibility/2006" xmlns:aink="http://schemas.microsoft.com/office/drawing/2016/ink" xmlns:am3d="http://schemas.microsoft.com/office/drawing/2017/model3d" xmlns:o="urn:schemas-microsoft-com:office:office" xmlns:oel="http://schemas.microsoft.com/office/2019/extlst" xmlns:r="http://schemas.openxmlformats.org/officeDocument/2006/relationships" xmlns:m="http://schemas.openxmlformats.org/officeDocument/2006/math" xmlns:v="urn:schemas-microsoft-com:vml" xmlns:wp14="http://schemas.microsoft.com/office/word/2010/wordprocessingDrawing" xmlns:wp="http://schemas.openxmlformats.org/drawingml/2006/wordprocessingDrawing" xmlns:w10="urn:schemas-microsoft-com:office:word" xmlns:w="http://schemas.openxmlformats.org/wordprocessingml/2006/main" xmlns:w14="http://schemas.microsoft.com/office/word/2010/wordml" xmlns:w15="http://schemas.microsoft.com/office/word/2012/wordml" xmlns:w16cex="http://schemas.microsoft.com/office/word/2018/wordml/cex" xmlns:w16cid="http://schemas.microsoft.com/office/word/2016/wordml/cid" xmlns:w16="http://schemas.microsoft.com/office/word/2018/wordml" xmlns:w16du="http://schemas.microsoft.com/office/word/2023/wordml/word16du" xmlns:w16sdtdh="http://schemas.microsoft.com/office/word/2020/wordml/sdtdatahash" xmlns:w16se="http://schemas.microsoft.com/office/word/2015/wordml/symex" xmlns:wpg="http://schemas.microsoft.com/office/word/2010/wordprocessingGroup" xmlns:wpi="http://schemas.microsoft.com/office/word/2010/wordprocessingInk" xmlns:wne="http://schemas.microsoft.com/office/word/2006/wordml" xmlns:wps="http://schemas.microsoft.com/office/word/2010/wordprocessingShape" mc:Ignorable="w14 w15 w16se w16cid w16 w16cex w16sdtdh w16du wp14">
+<w:hdr xmlns:wpc="http://schemas.microsoft.com/office/word/2010/wordprocessingCanvas" xmlns:cx="http://schemas.microsoft.com/office/drawing/2014/chartex" xmlns:cx1="http://schemas.microsoft.com/office/drawing/2015/9/8/chartex" xmlns:cx2="http://schemas.microsoft.com/office/drawing/2015/10/21/chartex" xmlns:cx3="http://schemas.microsoft.com/office/drawing/2016/5/9/chartex" xmlns:cx4="http://schemas.microsoft.com/office/drawing/2016/5/10/chartex" xmlns:cx5="http://schemas.microsoft.com/office/drawing/2016/5/11/chartex" xmlns:cx6="http://schemas.microsoft.com/office/drawing/2016/5/12/chartex" xmlns:cx7="http://schemas.microsoft.com/office/drawing/2016/5/13/chartex" xmlns:cx8="http://schemas.microsoft.com/office/drawing/2016/5/14/chartex" xmlns:mc="http://schemas.openxmlformats.org/markup-compatibility/2006" xmlns:aink="http://schemas.microsoft.com/office/drawing/2016/ink" xmlns:am3d="http://schemas.microsoft.com/office/drawing/2017/model3d" xmlns:o="urn:schemas-microsoft-com:office:office" xmlns:oel="http://schemas.microsoft.com/office/2019/extlst" xmlns:r="http://schemas.openxmlformats.org/officeDocument/2006/relationships" xmlns:m="http://schemas.openxmlformats.org/officeDocument/2006/math" xmlns:v="urn:schemas-microsoft-com:vml" xmlns:wp14="http://schemas.microsoft.com/office/word/2010/wordprocessingDrawing" xmlns:wp="http://schemas.openxmlformats.org/drawingml/2006/wordprocessingDrawing" xmlns:w10="urn:schemas-microsoft-com:office:word" xmlns:w="http://schemas.openxmlformats.org/wordprocessingml/2006/main" xmlns:w14="http://schemas.microsoft.com/office/word/2010/wordml" xmlns:w15="http://schemas.microsoft.com/office/word/2012/wordml" xmlns:w16cex="http://schemas.microsoft.com/office/word/2018/wordml/cex" xmlns:w16cid="http://schemas.microsoft.com/office/word/2016/wordml/cid" xmlns:w16="http://schemas.microsoft.com/office/word/2018/wordml" xmlns:w16du="http://schemas.microsoft.com/office/word/2023/wordml/word16du" xmlns:w16sdtdh="http://schemas.microsoft.com/office/word/2020/wordml/sdtdatahash" xmlns:w16se="http://schemas.microsoft.com/office/word/2015/wordml/symex" xmlns:wpg="http://schemas.microsoft.com/office/word/2010/wordprocessingGroup" xmlns:wpi="http://schemas.microsoft.com/office/word/2010/wordprocessingInk" xmlns:wne="http://schemas.microsoft.com/office/word/2006/wordml" xmlns:wps="http://schemas.microsoft.com/office/word/2010/wordprocessingShape" xmlns:a="http://schemas.openxmlformats.org/drawingml/2006/main" xmlns:pic="http://schemas.openxmlformats.org/drawingml/2006/picture" xmlns:a14="http://schemas.microsoft.com/office/drawing/2010/main" mc:Ignorable="w14 w15 w16se w16cid w16 w16cex w16sdtdh w16du wp14">
   <w:p>
     <w:pPr>
       <w:pStyle w:val="Koptekst"/>
@@ -3486,6 +3573,118 @@
 
 <file path=word/numbering.xml><?xml version="1.0" encoding="utf-8"?>
 <w:numbering xmlns:wpc="http://schemas.microsoft.com/office/word/2010/wordprocessingCanvas" xmlns:cx="http://schemas.microsoft.com/office/drawing/2014/chartex" xmlns:cx1="http://schemas.microsoft.com/office/drawing/2015/9/8/chartex" xmlns:cx2="http://schemas.microsoft.com/office/drawing/2015/10/21/chartex" xmlns:cx3="http://schemas.microsoft.com/office/drawing/2016/5/9/chartex" xmlns:cx4="http://schemas.microsoft.com/office/drawing/2016/5/10/chartex" xmlns:cx5="http://schemas.microsoft.com/office/drawing/2016/5/11/chartex" xmlns:cx6="http://schemas.microsoft.com/office/drawing/2016/5/12/chartex" xmlns:cx7="http://schemas.microsoft.com/office/drawing/2016/5/13/chartex" xmlns:cx8="http://schemas.microsoft.com/office/drawing/2016/5/14/chartex" xmlns:mc="http://schemas.openxmlformats.org/markup-compatibility/2006" xmlns:aink="http://schemas.microsoft.com/office/drawing/2016/ink" xmlns:am3d="http://schemas.microsoft.com/office/drawing/2017/model3d" xmlns:o="urn:schemas-microsoft-com:office:office" xmlns:oel="http://schemas.microsoft.com/office/2019/extlst" xmlns:r="http://schemas.openxmlformats.org/officeDocument/2006/relationships" xmlns:m="http://schemas.openxmlformats.org/officeDocument/2006/math" xmlns:v="urn:schemas-microsoft-com:vml" xmlns:wp14="http://schemas.microsoft.com/office/word/2010/wordprocessingDrawing" xmlns:wp="http://schemas.openxmlformats.org/drawingml/2006/wordprocessingDrawing" xmlns:w10="urn:schemas-microsoft-com:office:word" xmlns:w="http://schemas.openxmlformats.org/wordprocessingml/2006/main" xmlns:w14="http://schemas.microsoft.com/office/word/2010/wordml" xmlns:w15="http://schemas.microsoft.com/office/word/2012/wordml" xmlns:w16cex="http://schemas.microsoft.com/office/word/2018/wordml/cex" xmlns:w16cid="http://schemas.microsoft.com/office/word/2016/wordml/cid" xmlns:w16="http://schemas.microsoft.com/office/word/2018/wordml" xmlns:w16du="http://schemas.microsoft.com/office/word/2023/wordml/word16du" xmlns:w16sdtdh="http://schemas.microsoft.com/office/word/2020/wordml/sdtdatahash" xmlns:w16se="http://schemas.microsoft.com/office/word/2015/wordml/symex" xmlns:wpg="http://schemas.microsoft.com/office/word/2010/wordprocessingGroup" xmlns:wpi="http://schemas.microsoft.com/office/word/2010/wordprocessingInk" xmlns:wne="http://schemas.microsoft.com/office/word/2006/wordml" xmlns:wps="http://schemas.microsoft.com/office/word/2010/wordprocessingShape" mc:Ignorable="w14 w15 w16se w16cid w16 w16cex w16sdtdh w16du wp14">
+  <w:abstractNum xmlns:w="http://schemas.openxmlformats.org/wordprocessingml/2006/main" w:abstractNumId="11">
+    <w:nsid w:val="6fc953bb"/>
+    <w:multiLevelType xmlns:w="http://schemas.openxmlformats.org/wordprocessingml/2006/main" w:val="hybridMultilevel"/>
+    <w:lvl xmlns:w="http://schemas.openxmlformats.org/wordprocessingml/2006/main" w:ilvl="0">
+      <w:start w:val="1"/>
+      <w:numFmt w:val="bullet"/>
+      <w:lvlText w:val=""/>
+      <w:lvlJc w:val="left"/>
+      <w:pPr>
+        <w:ind w:left="720" w:hanging="360"/>
+      </w:pPr>
+      <w:rPr>
+        <w:rFonts w:hint="default" w:ascii="Symbol" w:hAnsi="Symbol"/>
+      </w:rPr>
+    </w:lvl>
+    <w:lvl xmlns:w="http://schemas.openxmlformats.org/wordprocessingml/2006/main" w:ilvl="1">
+      <w:start w:val="1"/>
+      <w:numFmt w:val="bullet"/>
+      <w:lvlText w:val="o"/>
+      <w:lvlJc w:val="left"/>
+      <w:pPr>
+        <w:ind w:left="1440" w:hanging="360"/>
+      </w:pPr>
+      <w:rPr>
+        <w:rFonts w:hint="default" w:ascii="Courier New" w:hAnsi="Courier New"/>
+      </w:rPr>
+    </w:lvl>
+    <w:lvl xmlns:w="http://schemas.openxmlformats.org/wordprocessingml/2006/main" w:ilvl="2">
+      <w:start w:val="1"/>
+      <w:numFmt w:val="bullet"/>
+      <w:lvlText w:val=""/>
+      <w:lvlJc w:val="left"/>
+      <w:pPr>
+        <w:ind w:left="2160" w:hanging="360"/>
+      </w:pPr>
+      <w:rPr>
+        <w:rFonts w:hint="default" w:ascii="Wingdings" w:hAnsi="Wingdings"/>
+      </w:rPr>
+    </w:lvl>
+    <w:lvl xmlns:w="http://schemas.openxmlformats.org/wordprocessingml/2006/main" w:ilvl="3">
+      <w:start w:val="1"/>
+      <w:numFmt w:val="bullet"/>
+      <w:lvlText w:val=""/>
+      <w:lvlJc w:val="left"/>
+      <w:pPr>
+        <w:ind w:left="2880" w:hanging="360"/>
+      </w:pPr>
+      <w:rPr>
+        <w:rFonts w:hint="default" w:ascii="Symbol" w:hAnsi="Symbol"/>
+      </w:rPr>
+    </w:lvl>
+    <w:lvl xmlns:w="http://schemas.openxmlformats.org/wordprocessingml/2006/main" w:ilvl="4">
+      <w:start w:val="1"/>
+      <w:numFmt w:val="bullet"/>
+      <w:lvlText w:val="o"/>
+      <w:lvlJc w:val="left"/>
+      <w:pPr>
+        <w:ind w:left="3600" w:hanging="360"/>
+      </w:pPr>
+      <w:rPr>
+        <w:rFonts w:hint="default" w:ascii="Courier New" w:hAnsi="Courier New"/>
+      </w:rPr>
+    </w:lvl>
+    <w:lvl xmlns:w="http://schemas.openxmlformats.org/wordprocessingml/2006/main" w:ilvl="5">
+      <w:start w:val="1"/>
+      <w:numFmt w:val="bullet"/>
+      <w:lvlText w:val=""/>
+      <w:lvlJc w:val="left"/>
+      <w:pPr>
+        <w:ind w:left="4320" w:hanging="360"/>
+      </w:pPr>
+      <w:rPr>
+        <w:rFonts w:hint="default" w:ascii="Wingdings" w:hAnsi="Wingdings"/>
+      </w:rPr>
+    </w:lvl>
+    <w:lvl xmlns:w="http://schemas.openxmlformats.org/wordprocessingml/2006/main" w:ilvl="6">
+      <w:start w:val="1"/>
+      <w:numFmt w:val="bullet"/>
+      <w:lvlText w:val=""/>
+      <w:lvlJc w:val="left"/>
+      <w:pPr>
+        <w:ind w:left="5040" w:hanging="360"/>
+      </w:pPr>
+      <w:rPr>
+        <w:rFonts w:hint="default" w:ascii="Symbol" w:hAnsi="Symbol"/>
+      </w:rPr>
+    </w:lvl>
+    <w:lvl xmlns:w="http://schemas.openxmlformats.org/wordprocessingml/2006/main" w:ilvl="7">
+      <w:start w:val="1"/>
+      <w:numFmt w:val="bullet"/>
+      <w:lvlText w:val="o"/>
+      <w:lvlJc w:val="left"/>
+      <w:pPr>
+        <w:ind w:left="5760" w:hanging="360"/>
+      </w:pPr>
+      <w:rPr>
+        <w:rFonts w:hint="default" w:ascii="Courier New" w:hAnsi="Courier New"/>
+      </w:rPr>
+    </w:lvl>
+    <w:lvl xmlns:w="http://schemas.openxmlformats.org/wordprocessingml/2006/main" w:ilvl="8">
+      <w:start w:val="1"/>
+      <w:numFmt w:val="bullet"/>
+      <w:lvlText w:val=""/>
+      <w:lvlJc w:val="left"/>
+      <w:pPr>
+        <w:ind w:left="6480" w:hanging="360"/>
+      </w:pPr>
+      <w:rPr>
+        <w:rFonts w:hint="default" w:ascii="Wingdings" w:hAnsi="Wingdings"/>
+      </w:rPr>
+    </w:lvl>
+  </w:abstractNum>
   <w:abstractNum w:abstractNumId="0" w15:restartNumberingAfterBreak="0">
     <w:nsid w:val="04C06F65"/>
     <w:multiLevelType w:val="hybridMultilevel"/>
@@ -3499,7 +3698,7 @@
         <w:ind w:left="360" w:hanging="360"/>
       </w:pPr>
       <w:rPr>
-        <w:rFonts w:ascii="Calibri" w:hAnsi="Calibri" w:hint="default"/>
+        <w:rFonts w:hint="default" w:ascii="Calibri" w:hAnsi="Calibri"/>
         <w:b w:val="0"/>
         <w:i w:val="0"/>
         <w:sz w:val="22"/>
@@ -3677,7 +3876,7 @@
         <w:ind w:left="360" w:hanging="360"/>
       </w:pPr>
       <w:rPr>
-        <w:rFonts w:ascii="Wingdings" w:hAnsi="Wingdings" w:hint="default"/>
+        <w:rFonts w:hint="default" w:ascii="Wingdings" w:hAnsi="Wingdings"/>
       </w:rPr>
     </w:lvl>
     <w:lvl w:ilvl="1" w:tplc="04130003" w:tentative="1">
@@ -3689,7 +3888,7 @@
         <w:ind w:left="1080" w:hanging="360"/>
       </w:pPr>
       <w:rPr>
-        <w:rFonts w:ascii="Courier New" w:hAnsi="Courier New" w:cs="Courier New" w:hint="default"/>
+        <w:rFonts w:hint="default" w:ascii="Courier New" w:hAnsi="Courier New" w:cs="Courier New"/>
       </w:rPr>
     </w:lvl>
     <w:lvl w:ilvl="2" w:tplc="04130005" w:tentative="1">
@@ -3701,7 +3900,7 @@
         <w:ind w:left="1800" w:hanging="360"/>
       </w:pPr>
       <w:rPr>
-        <w:rFonts w:ascii="Wingdings" w:hAnsi="Wingdings" w:hint="default"/>
+        <w:rFonts w:hint="default" w:ascii="Wingdings" w:hAnsi="Wingdings"/>
       </w:rPr>
     </w:lvl>
     <w:lvl w:ilvl="3" w:tplc="04130001" w:tentative="1">
@@ -3713,7 +3912,7 @@
         <w:ind w:left="2520" w:hanging="360"/>
       </w:pPr>
       <w:rPr>
-        <w:rFonts w:ascii="Symbol" w:hAnsi="Symbol" w:hint="default"/>
+        <w:rFonts w:hint="default" w:ascii="Symbol" w:hAnsi="Symbol"/>
       </w:rPr>
     </w:lvl>
     <w:lvl w:ilvl="4" w:tplc="04130003" w:tentative="1">
@@ -3725,7 +3924,7 @@
         <w:ind w:left="3240" w:hanging="360"/>
       </w:pPr>
       <w:rPr>
-        <w:rFonts w:ascii="Courier New" w:hAnsi="Courier New" w:cs="Courier New" w:hint="default"/>
+        <w:rFonts w:hint="default" w:ascii="Courier New" w:hAnsi="Courier New" w:cs="Courier New"/>
       </w:rPr>
     </w:lvl>
     <w:lvl w:ilvl="5" w:tplc="04130005" w:tentative="1">
@@ -3737,7 +3936,7 @@
         <w:ind w:left="3960" w:hanging="360"/>
       </w:pPr>
       <w:rPr>
-        <w:rFonts w:ascii="Wingdings" w:hAnsi="Wingdings" w:hint="default"/>
+        <w:rFonts w:hint="default" w:ascii="Wingdings" w:hAnsi="Wingdings"/>
       </w:rPr>
     </w:lvl>
     <w:lvl w:ilvl="6" w:tplc="04130001" w:tentative="1">
@@ -3749,7 +3948,7 @@
         <w:ind w:left="4680" w:hanging="360"/>
       </w:pPr>
       <w:rPr>
-        <w:rFonts w:ascii="Symbol" w:hAnsi="Symbol" w:hint="default"/>
+        <w:rFonts w:hint="default" w:ascii="Symbol" w:hAnsi="Symbol"/>
       </w:rPr>
     </w:lvl>
     <w:lvl w:ilvl="7" w:tplc="04130003" w:tentative="1">
@@ -3761,7 +3960,7 @@
         <w:ind w:left="5400" w:hanging="360"/>
       </w:pPr>
       <w:rPr>
-        <w:rFonts w:ascii="Courier New" w:hAnsi="Courier New" w:cs="Courier New" w:hint="default"/>
+        <w:rFonts w:hint="default" w:ascii="Courier New" w:hAnsi="Courier New" w:cs="Courier New"/>
       </w:rPr>
     </w:lvl>
     <w:lvl w:ilvl="8" w:tplc="04130005" w:tentative="1">
@@ -3773,7 +3972,7 @@
         <w:ind w:left="6120" w:hanging="360"/>
       </w:pPr>
       <w:rPr>
-        <w:rFonts w:ascii="Wingdings" w:hAnsi="Wingdings" w:hint="default"/>
+        <w:rFonts w:hint="default" w:ascii="Wingdings" w:hAnsi="Wingdings"/>
       </w:rPr>
     </w:lvl>
   </w:abstractNum>
@@ -3790,7 +3989,7 @@
         <w:ind w:left="360" w:hanging="360"/>
       </w:pPr>
       <w:rPr>
-        <w:rFonts w:ascii="Calibri" w:hAnsi="Calibri" w:hint="default"/>
+        <w:rFonts w:hint="default" w:ascii="Calibri" w:hAnsi="Calibri"/>
         <w:b w:val="0"/>
         <w:i w:val="0"/>
         <w:sz w:val="22"/>
@@ -3888,7 +4087,7 @@
         <w:ind w:left="720" w:hanging="360"/>
       </w:pPr>
       <w:rPr>
-        <w:rFonts w:ascii="Symbol" w:hAnsi="Symbol" w:hint="default"/>
+        <w:rFonts w:hint="default" w:ascii="Symbol" w:hAnsi="Symbol"/>
         <w:sz w:val="20"/>
       </w:rPr>
     </w:lvl>
@@ -3904,7 +4103,7 @@
         <w:ind w:left="1440" w:hanging="360"/>
       </w:pPr>
       <w:rPr>
-        <w:rFonts w:ascii="Courier New" w:hAnsi="Courier New" w:hint="default"/>
+        <w:rFonts w:hint="default" w:ascii="Courier New" w:hAnsi="Courier New"/>
         <w:sz w:val="20"/>
       </w:rPr>
     </w:lvl>
@@ -3920,7 +4119,7 @@
         <w:ind w:left="2160" w:hanging="360"/>
       </w:pPr>
       <w:rPr>
-        <w:rFonts w:ascii="Wingdings" w:hAnsi="Wingdings" w:hint="default"/>
+        <w:rFonts w:hint="default" w:ascii="Wingdings" w:hAnsi="Wingdings"/>
         <w:sz w:val="20"/>
       </w:rPr>
     </w:lvl>
@@ -3936,7 +4135,7 @@
         <w:ind w:left="2880" w:hanging="360"/>
       </w:pPr>
       <w:rPr>
-        <w:rFonts w:ascii="Wingdings" w:hAnsi="Wingdings" w:hint="default"/>
+        <w:rFonts w:hint="default" w:ascii="Wingdings" w:hAnsi="Wingdings"/>
         <w:sz w:val="20"/>
       </w:rPr>
     </w:lvl>
@@ -3952,7 +4151,7 @@
         <w:ind w:left="3600" w:hanging="360"/>
       </w:pPr>
       <w:rPr>
-        <w:rFonts w:ascii="Wingdings" w:hAnsi="Wingdings" w:hint="default"/>
+        <w:rFonts w:hint="default" w:ascii="Wingdings" w:hAnsi="Wingdings"/>
         <w:sz w:val="20"/>
       </w:rPr>
     </w:lvl>
@@ -3968,7 +4167,7 @@
         <w:ind w:left="4320" w:hanging="360"/>
       </w:pPr>
       <w:rPr>
-        <w:rFonts w:ascii="Wingdings" w:hAnsi="Wingdings" w:hint="default"/>
+        <w:rFonts w:hint="default" w:ascii="Wingdings" w:hAnsi="Wingdings"/>
         <w:sz w:val="20"/>
       </w:rPr>
     </w:lvl>
@@ -3984,7 +4183,7 @@
         <w:ind w:left="5040" w:hanging="360"/>
       </w:pPr>
       <w:rPr>
-        <w:rFonts w:ascii="Wingdings" w:hAnsi="Wingdings" w:hint="default"/>
+        <w:rFonts w:hint="default" w:ascii="Wingdings" w:hAnsi="Wingdings"/>
         <w:sz w:val="20"/>
       </w:rPr>
     </w:lvl>
@@ -4000,7 +4199,7 @@
         <w:ind w:left="5760" w:hanging="360"/>
       </w:pPr>
       <w:rPr>
-        <w:rFonts w:ascii="Wingdings" w:hAnsi="Wingdings" w:hint="default"/>
+        <w:rFonts w:hint="default" w:ascii="Wingdings" w:hAnsi="Wingdings"/>
         <w:sz w:val="20"/>
       </w:rPr>
     </w:lvl>
@@ -4016,7 +4215,7 @@
         <w:ind w:left="6480" w:hanging="360"/>
       </w:pPr>
       <w:rPr>
-        <w:rFonts w:ascii="Wingdings" w:hAnsi="Wingdings" w:hint="default"/>
+        <w:rFonts w:hint="default" w:ascii="Wingdings" w:hAnsi="Wingdings"/>
         <w:sz w:val="20"/>
       </w:rPr>
     </w:lvl>
@@ -4034,7 +4233,7 @@
         <w:ind w:left="1800" w:hanging="360"/>
       </w:pPr>
       <w:rPr>
-        <w:rFonts w:ascii="Symbol" w:hAnsi="Symbol" w:hint="default"/>
+        <w:rFonts w:hint="default" w:ascii="Symbol" w:hAnsi="Symbol"/>
       </w:rPr>
     </w:lvl>
     <w:lvl w:ilvl="1" w:tplc="04130003" w:tentative="1">
@@ -4046,7 +4245,7 @@
         <w:ind w:left="2520" w:hanging="360"/>
       </w:pPr>
       <w:rPr>
-        <w:rFonts w:ascii="Courier New" w:hAnsi="Courier New" w:cs="Courier New" w:hint="default"/>
+        <w:rFonts w:hint="default" w:ascii="Courier New" w:hAnsi="Courier New" w:cs="Courier New"/>
       </w:rPr>
     </w:lvl>
     <w:lvl w:ilvl="2" w:tplc="04130005" w:tentative="1">
@@ -4058,7 +4257,7 @@
         <w:ind w:left="3240" w:hanging="360"/>
       </w:pPr>
       <w:rPr>
-        <w:rFonts w:ascii="Wingdings" w:hAnsi="Wingdings" w:hint="default"/>
+        <w:rFonts w:hint="default" w:ascii="Wingdings" w:hAnsi="Wingdings"/>
       </w:rPr>
     </w:lvl>
     <w:lvl w:ilvl="3" w:tplc="04130001" w:tentative="1">
@@ -4070,7 +4269,7 @@
         <w:ind w:left="3960" w:hanging="360"/>
       </w:pPr>
       <w:rPr>
-        <w:rFonts w:ascii="Symbol" w:hAnsi="Symbol" w:hint="default"/>
+        <w:rFonts w:hint="default" w:ascii="Symbol" w:hAnsi="Symbol"/>
       </w:rPr>
     </w:lvl>
     <w:lvl w:ilvl="4" w:tplc="04130003" w:tentative="1">
@@ -4082,7 +4281,7 @@
         <w:ind w:left="4680" w:hanging="360"/>
       </w:pPr>
       <w:rPr>
-        <w:rFonts w:ascii="Courier New" w:hAnsi="Courier New" w:cs="Courier New" w:hint="default"/>
+        <w:rFonts w:hint="default" w:ascii="Courier New" w:hAnsi="Courier New" w:cs="Courier New"/>
       </w:rPr>
     </w:lvl>
     <w:lvl w:ilvl="5" w:tplc="04130005" w:tentative="1">
@@ -4094,7 +4293,7 @@
         <w:ind w:left="5400" w:hanging="360"/>
       </w:pPr>
       <w:rPr>
-        <w:rFonts w:ascii="Wingdings" w:hAnsi="Wingdings" w:hint="default"/>
+        <w:rFonts w:hint="default" w:ascii="Wingdings" w:hAnsi="Wingdings"/>
       </w:rPr>
     </w:lvl>
     <w:lvl w:ilvl="6" w:tplc="04130001" w:tentative="1">
@@ -4106,7 +4305,7 @@
         <w:ind w:left="6120" w:hanging="360"/>
       </w:pPr>
       <w:rPr>
-        <w:rFonts w:ascii="Symbol" w:hAnsi="Symbol" w:hint="default"/>
+        <w:rFonts w:hint="default" w:ascii="Symbol" w:hAnsi="Symbol"/>
       </w:rPr>
     </w:lvl>
     <w:lvl w:ilvl="7" w:tplc="04130003" w:tentative="1">
@@ -4118,7 +4317,7 @@
         <w:ind w:left="6840" w:hanging="360"/>
       </w:pPr>
       <w:rPr>
-        <w:rFonts w:ascii="Courier New" w:hAnsi="Courier New" w:cs="Courier New" w:hint="default"/>
+        <w:rFonts w:hint="default" w:ascii="Courier New" w:hAnsi="Courier New" w:cs="Courier New"/>
       </w:rPr>
     </w:lvl>
     <w:lvl w:ilvl="8" w:tplc="04130005" w:tentative="1">
@@ -4130,7 +4329,7 @@
         <w:ind w:left="7560" w:hanging="360"/>
       </w:pPr>
       <w:rPr>
-        <w:rFonts w:ascii="Wingdings" w:hAnsi="Wingdings" w:hint="default"/>
+        <w:rFonts w:hint="default" w:ascii="Wingdings" w:hAnsi="Wingdings"/>
       </w:rPr>
     </w:lvl>
   </w:abstractNum>
@@ -4236,7 +4435,7 @@
         <w:ind w:left="720" w:hanging="360"/>
       </w:pPr>
       <w:rPr>
-        <w:rFonts w:ascii="Symbol" w:hAnsi="Symbol" w:hint="default"/>
+        <w:rFonts w:hint="default" w:ascii="Symbol" w:hAnsi="Symbol"/>
         <w:sz w:val="20"/>
       </w:rPr>
     </w:lvl>
@@ -4252,7 +4451,7 @@
         <w:ind w:left="1440" w:hanging="360"/>
       </w:pPr>
       <w:rPr>
-        <w:rFonts w:ascii="Courier New" w:hAnsi="Courier New" w:hint="default"/>
+        <w:rFonts w:hint="default" w:ascii="Courier New" w:hAnsi="Courier New"/>
         <w:sz w:val="20"/>
       </w:rPr>
     </w:lvl>
@@ -4268,7 +4467,7 @@
         <w:ind w:left="2160" w:hanging="360"/>
       </w:pPr>
       <w:rPr>
-        <w:rFonts w:ascii="Wingdings" w:hAnsi="Wingdings" w:hint="default"/>
+        <w:rFonts w:hint="default" w:ascii="Wingdings" w:hAnsi="Wingdings"/>
         <w:sz w:val="20"/>
       </w:rPr>
     </w:lvl>
@@ -4284,7 +4483,7 @@
         <w:ind w:left="2880" w:hanging="360"/>
       </w:pPr>
       <w:rPr>
-        <w:rFonts w:ascii="Wingdings" w:hAnsi="Wingdings" w:hint="default"/>
+        <w:rFonts w:hint="default" w:ascii="Wingdings" w:hAnsi="Wingdings"/>
         <w:sz w:val="20"/>
       </w:rPr>
     </w:lvl>
@@ -4300,7 +4499,7 @@
         <w:ind w:left="3600" w:hanging="360"/>
       </w:pPr>
       <w:rPr>
-        <w:rFonts w:ascii="Wingdings" w:hAnsi="Wingdings" w:hint="default"/>
+        <w:rFonts w:hint="default" w:ascii="Wingdings" w:hAnsi="Wingdings"/>
         <w:sz w:val="20"/>
       </w:rPr>
     </w:lvl>
@@ -4316,7 +4515,7 @@
         <w:ind w:left="4320" w:hanging="360"/>
       </w:pPr>
       <w:rPr>
-        <w:rFonts w:ascii="Wingdings" w:hAnsi="Wingdings" w:hint="default"/>
+        <w:rFonts w:hint="default" w:ascii="Wingdings" w:hAnsi="Wingdings"/>
         <w:sz w:val="20"/>
       </w:rPr>
     </w:lvl>
@@ -4332,7 +4531,7 @@
         <w:ind w:left="5040" w:hanging="360"/>
       </w:pPr>
       <w:rPr>
-        <w:rFonts w:ascii="Wingdings" w:hAnsi="Wingdings" w:hint="default"/>
+        <w:rFonts w:hint="default" w:ascii="Wingdings" w:hAnsi="Wingdings"/>
         <w:sz w:val="20"/>
       </w:rPr>
     </w:lvl>
@@ -4348,7 +4547,7 @@
         <w:ind w:left="5760" w:hanging="360"/>
       </w:pPr>
       <w:rPr>
-        <w:rFonts w:ascii="Wingdings" w:hAnsi="Wingdings" w:hint="default"/>
+        <w:rFonts w:hint="default" w:ascii="Wingdings" w:hAnsi="Wingdings"/>
         <w:sz w:val="20"/>
       </w:rPr>
     </w:lvl>
@@ -4364,7 +4563,7 @@
         <w:ind w:left="6480" w:hanging="360"/>
       </w:pPr>
       <w:rPr>
-        <w:rFonts w:ascii="Wingdings" w:hAnsi="Wingdings" w:hint="default"/>
+        <w:rFonts w:hint="default" w:ascii="Wingdings" w:hAnsi="Wingdings"/>
         <w:sz w:val="20"/>
       </w:rPr>
     </w:lvl>
@@ -4471,7 +4670,7 @@
         <w:ind w:left="720" w:hanging="360"/>
       </w:pPr>
       <w:rPr>
-        <w:rFonts w:ascii="Symbol" w:hAnsi="Symbol" w:hint="default"/>
+        <w:rFonts w:hint="default" w:ascii="Symbol" w:hAnsi="Symbol"/>
         <w:sz w:val="20"/>
       </w:rPr>
     </w:lvl>
@@ -4487,7 +4686,7 @@
         <w:ind w:left="1440" w:hanging="360"/>
       </w:pPr>
       <w:rPr>
-        <w:rFonts w:ascii="Courier New" w:hAnsi="Courier New" w:hint="default"/>
+        <w:rFonts w:hint="default" w:ascii="Courier New" w:hAnsi="Courier New"/>
         <w:sz w:val="20"/>
       </w:rPr>
     </w:lvl>
@@ -4503,7 +4702,7 @@
         <w:ind w:left="2160" w:hanging="360"/>
       </w:pPr>
       <w:rPr>
-        <w:rFonts w:ascii="Wingdings" w:hAnsi="Wingdings" w:hint="default"/>
+        <w:rFonts w:hint="default" w:ascii="Wingdings" w:hAnsi="Wingdings"/>
         <w:sz w:val="20"/>
       </w:rPr>
     </w:lvl>
@@ -4519,7 +4718,7 @@
         <w:ind w:left="2880" w:hanging="360"/>
       </w:pPr>
       <w:rPr>
-        <w:rFonts w:ascii="Wingdings" w:hAnsi="Wingdings" w:hint="default"/>
+        <w:rFonts w:hint="default" w:ascii="Wingdings" w:hAnsi="Wingdings"/>
         <w:sz w:val="20"/>
       </w:rPr>
     </w:lvl>
@@ -4535,7 +4734,7 @@
         <w:ind w:left="3600" w:hanging="360"/>
       </w:pPr>
       <w:rPr>
-        <w:rFonts w:ascii="Wingdings" w:hAnsi="Wingdings" w:hint="default"/>
+        <w:rFonts w:hint="default" w:ascii="Wingdings" w:hAnsi="Wingdings"/>
         <w:sz w:val="20"/>
       </w:rPr>
     </w:lvl>
@@ -4551,7 +4750,7 @@
         <w:ind w:left="4320" w:hanging="360"/>
       </w:pPr>
       <w:rPr>
-        <w:rFonts w:ascii="Wingdings" w:hAnsi="Wingdings" w:hint="default"/>
+        <w:rFonts w:hint="default" w:ascii="Wingdings" w:hAnsi="Wingdings"/>
         <w:sz w:val="20"/>
       </w:rPr>
     </w:lvl>
@@ -4567,7 +4766,7 @@
         <w:ind w:left="5040" w:hanging="360"/>
       </w:pPr>
       <w:rPr>
-        <w:rFonts w:ascii="Wingdings" w:hAnsi="Wingdings" w:hint="default"/>
+        <w:rFonts w:hint="default" w:ascii="Wingdings" w:hAnsi="Wingdings"/>
         <w:sz w:val="20"/>
       </w:rPr>
     </w:lvl>
@@ -4583,7 +4782,7 @@
         <w:ind w:left="5760" w:hanging="360"/>
       </w:pPr>
       <w:rPr>
-        <w:rFonts w:ascii="Wingdings" w:hAnsi="Wingdings" w:hint="default"/>
+        <w:rFonts w:hint="default" w:ascii="Wingdings" w:hAnsi="Wingdings"/>
         <w:sz w:val="20"/>
       </w:rPr>
     </w:lvl>
@@ -4599,7 +4798,7 @@
         <w:ind w:left="6480" w:hanging="360"/>
       </w:pPr>
       <w:rPr>
-        <w:rFonts w:ascii="Wingdings" w:hAnsi="Wingdings" w:hint="default"/>
+        <w:rFonts w:hint="default" w:ascii="Wingdings" w:hAnsi="Wingdings"/>
         <w:sz w:val="20"/>
       </w:rPr>
     </w:lvl>
@@ -4693,6 +4892,9 @@
       </w:pPr>
     </w:lvl>
   </w:abstractNum>
+  <w:num w:numId="12">
+    <w:abstractNumId w:val="11"/>
+  </w:num>
   <w:num w:numId="1" w16cid:durableId="1726444968">
     <w:abstractNumId w:val="2"/>
   </w:num>
@@ -4734,7 +4936,7 @@
   <w:docDefaults>
     <w:rPrDefault>
       <w:rPr>
-        <w:rFonts w:asciiTheme="minorHAnsi" w:eastAsiaTheme="minorHAnsi" w:hAnsiTheme="minorHAnsi" w:cstheme="minorBidi"/>
+        <w:rFonts w:asciiTheme="minorHAnsi" w:hAnsiTheme="minorHAnsi" w:eastAsiaTheme="minorHAnsi" w:cstheme="minorBidi"/>
         <w:sz w:val="22"/>
         <w:szCs w:val="22"/>
         <w:lang w:val="nl-NL" w:eastAsia="en-US" w:bidi="ar-SA"/>
@@ -4749,14 +4951,14 @@
   <w:latentStyles w:defLockedState="0" w:defUIPriority="99" w:defSemiHidden="0" w:defUnhideWhenUsed="0" w:defQFormat="0" w:count="376">
     <w:lsdException w:name="Normal" w:uiPriority="0" w:qFormat="1"/>
     <w:lsdException w:name="heading 1" w:uiPriority="9" w:qFormat="1"/>
-    <w:lsdException w:name="heading 2" w:semiHidden="1" w:uiPriority="9" w:unhideWhenUsed="1" w:qFormat="1"/>
-    <w:lsdException w:name="heading 3" w:semiHidden="1" w:uiPriority="9" w:unhideWhenUsed="1" w:qFormat="1"/>
-    <w:lsdException w:name="heading 4" w:semiHidden="1" w:uiPriority="9" w:unhideWhenUsed="1" w:qFormat="1"/>
-    <w:lsdException w:name="heading 5" w:semiHidden="1" w:uiPriority="9" w:unhideWhenUsed="1" w:qFormat="1"/>
-    <w:lsdException w:name="heading 6" w:semiHidden="1" w:uiPriority="9" w:unhideWhenUsed="1" w:qFormat="1"/>
-    <w:lsdException w:name="heading 7" w:semiHidden="1" w:uiPriority="9" w:unhideWhenUsed="1" w:qFormat="1"/>
-    <w:lsdException w:name="heading 8" w:semiHidden="1" w:uiPriority="9" w:unhideWhenUsed="1" w:qFormat="1"/>
-    <w:lsdException w:name="heading 9" w:semiHidden="1" w:uiPriority="9" w:unhideWhenUsed="1" w:qFormat="1"/>
+    <w:lsdException w:name="heading 2" w:uiPriority="9" w:semiHidden="1" w:unhideWhenUsed="1" w:qFormat="1"/>
+    <w:lsdException w:name="heading 3" w:uiPriority="9" w:semiHidden="1" w:unhideWhenUsed="1" w:qFormat="1"/>
+    <w:lsdException w:name="heading 4" w:uiPriority="9" w:semiHidden="1" w:unhideWhenUsed="1" w:qFormat="1"/>
+    <w:lsdException w:name="heading 5" w:uiPriority="9" w:semiHidden="1" w:unhideWhenUsed="1" w:qFormat="1"/>
+    <w:lsdException w:name="heading 6" w:uiPriority="9" w:semiHidden="1" w:unhideWhenUsed="1" w:qFormat="1"/>
+    <w:lsdException w:name="heading 7" w:uiPriority="9" w:semiHidden="1" w:unhideWhenUsed="1" w:qFormat="1"/>
+    <w:lsdException w:name="heading 8" w:uiPriority="9" w:semiHidden="1" w:unhideWhenUsed="1" w:qFormat="1"/>
+    <w:lsdException w:name="heading 9" w:uiPriority="9" w:semiHidden="1" w:unhideWhenUsed="1" w:qFormat="1"/>
     <w:lsdException w:name="index 1" w:semiHidden="1" w:unhideWhenUsed="1"/>
     <w:lsdException w:name="index 2" w:semiHidden="1" w:unhideWhenUsed="1"/>
     <w:lsdException w:name="index 3" w:semiHidden="1" w:unhideWhenUsed="1"/>
@@ -4766,22 +4968,22 @@
     <w:lsdException w:name="index 7" w:semiHidden="1" w:unhideWhenUsed="1"/>
     <w:lsdException w:name="index 8" w:semiHidden="1" w:unhideWhenUsed="1"/>
     <w:lsdException w:name="index 9" w:semiHidden="1" w:unhideWhenUsed="1"/>
-    <w:lsdException w:name="toc 1" w:semiHidden="1" w:uiPriority="39" w:unhideWhenUsed="1"/>
-    <w:lsdException w:name="toc 2" w:semiHidden="1" w:uiPriority="39" w:unhideWhenUsed="1"/>
-    <w:lsdException w:name="toc 3" w:semiHidden="1" w:uiPriority="39" w:unhideWhenUsed="1"/>
-    <w:lsdException w:name="toc 4" w:semiHidden="1" w:uiPriority="39" w:unhideWhenUsed="1"/>
-    <w:lsdException w:name="toc 5" w:semiHidden="1" w:uiPriority="39" w:unhideWhenUsed="1"/>
-    <w:lsdException w:name="toc 6" w:semiHidden="1" w:uiPriority="39" w:unhideWhenUsed="1"/>
-    <w:lsdException w:name="toc 7" w:semiHidden="1" w:uiPriority="39" w:unhideWhenUsed="1"/>
-    <w:lsdException w:name="toc 8" w:semiHidden="1" w:uiPriority="39" w:unhideWhenUsed="1"/>
-    <w:lsdException w:name="toc 9" w:semiHidden="1" w:uiPriority="39" w:unhideWhenUsed="1"/>
+    <w:lsdException w:name="toc 1" w:uiPriority="39" w:semiHidden="1" w:unhideWhenUsed="1"/>
+    <w:lsdException w:name="toc 2" w:uiPriority="39" w:semiHidden="1" w:unhideWhenUsed="1"/>
+    <w:lsdException w:name="toc 3" w:uiPriority="39" w:semiHidden="1" w:unhideWhenUsed="1"/>
+    <w:lsdException w:name="toc 4" w:uiPriority="39" w:semiHidden="1" w:unhideWhenUsed="1"/>
+    <w:lsdException w:name="toc 5" w:uiPriority="39" w:semiHidden="1" w:unhideWhenUsed="1"/>
+    <w:lsdException w:name="toc 6" w:uiPriority="39" w:semiHidden="1" w:unhideWhenUsed="1"/>
+    <w:lsdException w:name="toc 7" w:uiPriority="39" w:semiHidden="1" w:unhideWhenUsed="1"/>
+    <w:lsdException w:name="toc 8" w:uiPriority="39" w:semiHidden="1" w:unhideWhenUsed="1"/>
+    <w:lsdException w:name="toc 9" w:uiPriority="39" w:semiHidden="1" w:unhideWhenUsed="1"/>
     <w:lsdException w:name="Normal Indent" w:semiHidden="1" w:unhideWhenUsed="1"/>
     <w:lsdException w:name="footnote text" w:semiHidden="1" w:unhideWhenUsed="1"/>
     <w:lsdException w:name="annotation text" w:semiHidden="1" w:unhideWhenUsed="1"/>
     <w:lsdException w:name="header" w:semiHidden="1" w:unhideWhenUsed="1"/>
     <w:lsdException w:name="footer" w:semiHidden="1" w:unhideWhenUsed="1"/>
     <w:lsdException w:name="index heading" w:semiHidden="1" w:unhideWhenUsed="1"/>
-    <w:lsdException w:name="caption" w:semiHidden="1" w:uiPriority="35" w:unhideWhenUsed="1" w:qFormat="1"/>
+    <w:lsdException w:name="caption" w:uiPriority="35" w:semiHidden="1" w:unhideWhenUsed="1" w:qFormat="1"/>
     <w:lsdException w:name="table of figures" w:semiHidden="1" w:unhideWhenUsed="1"/>
     <w:lsdException w:name="envelope address" w:semiHidden="1" w:unhideWhenUsed="1"/>
     <w:lsdException w:name="envelope return" w:semiHidden="1" w:unhideWhenUsed="1"/>
@@ -4812,7 +5014,7 @@
     <w:lsdException w:name="Title" w:uiPriority="10" w:qFormat="1"/>
     <w:lsdException w:name="Closing" w:semiHidden="1" w:unhideWhenUsed="1"/>
     <w:lsdException w:name="Signature" w:semiHidden="1" w:unhideWhenUsed="1"/>
-    <w:lsdException w:name="Default Paragraph Font" w:semiHidden="1" w:uiPriority="1" w:unhideWhenUsed="1"/>
+    <w:lsdException w:name="Default Paragraph Font" w:uiPriority="1" w:semiHidden="1" w:unhideWhenUsed="1"/>
     <w:lsdException w:name="Body Text" w:semiHidden="1" w:unhideWhenUsed="1"/>
     <w:lsdException w:name="Body Text Indent" w:semiHidden="1" w:unhideWhenUsed="1"/>
     <w:lsdException w:name="List Continue" w:semiHidden="1" w:unhideWhenUsed="1"/>
@@ -5012,8 +5214,8 @@
     <w:lsdException w:name="Subtle Reference" w:uiPriority="31" w:qFormat="1"/>
     <w:lsdException w:name="Intense Reference" w:uiPriority="32" w:qFormat="1"/>
     <w:lsdException w:name="Book Title" w:uiPriority="33" w:qFormat="1"/>
-    <w:lsdException w:name="Bibliography" w:semiHidden="1" w:uiPriority="37" w:unhideWhenUsed="1"/>
-    <w:lsdException w:name="TOC Heading" w:semiHidden="1" w:uiPriority="39" w:unhideWhenUsed="1" w:qFormat="1"/>
+    <w:lsdException w:name="Bibliography" w:uiPriority="37" w:semiHidden="1" w:unhideWhenUsed="1"/>
+    <w:lsdException w:name="TOC Heading" w:uiPriority="39" w:semiHidden="1" w:unhideWhenUsed="1" w:qFormat="1"/>
     <w:lsdException w:name="Plain Table 1" w:uiPriority="41"/>
     <w:lsdException w:name="Plain Table 2" w:uiPriority="42"/>
     <w:lsdException w:name="Plain Table 3" w:uiPriority="43"/>
@@ -5124,7 +5326,7 @@
     <w:lsdException w:name="Unresolved Mention" w:semiHidden="1" w:unhideWhenUsed="1"/>
     <w:lsdException w:name="Smart Link" w:semiHidden="1" w:unhideWhenUsed="1"/>
   </w:latentStyles>
-  <w:style w:type="paragraph" w:default="1" w:styleId="Standaard">
+  <w:style w:type="paragraph" w:styleId="Standaard" w:default="1">
     <w:name w:val="Normal"/>
     <w:qFormat/>
     <w:rsid w:val="00B44264"/>
@@ -5219,13 +5421,13 @@
       <w:color w:val="000000" w:themeColor="text1"/>
     </w:rPr>
   </w:style>
-  <w:style w:type="character" w:default="1" w:styleId="Standaardalinea-lettertype">
+  <w:style w:type="character" w:styleId="Standaardalinea-lettertype" w:default="1">
     <w:name w:val="Default Paragraph Font"/>
     <w:uiPriority w:val="1"/>
     <w:semiHidden/>
     <w:unhideWhenUsed/>
   </w:style>
-  <w:style w:type="table" w:default="1" w:styleId="Standaardtabel">
+  <w:style w:type="table" w:styleId="Standaardtabel" w:default="1">
     <w:name w:val="Normal Table"/>
     <w:uiPriority w:val="99"/>
     <w:semiHidden/>
@@ -5240,7 +5442,7 @@
       </w:tblCellMar>
     </w:tblPr>
   </w:style>
-  <w:style w:type="numbering" w:default="1" w:styleId="Geenlijst">
+  <w:style w:type="numbering" w:styleId="Geenlijst" w:default="1">
     <w:name w:val="No List"/>
     <w:uiPriority w:val="99"/>
     <w:semiHidden/>
@@ -5261,7 +5463,7 @@
       <w:spacing w:after="0" w:line="240" w:lineRule="auto"/>
     </w:pPr>
   </w:style>
-  <w:style w:type="character" w:customStyle="1" w:styleId="KoptekstChar">
+  <w:style w:type="character" w:styleId="KoptekstChar" w:customStyle="1">
     <w:name w:val="Koptekst Char"/>
     <w:basedOn w:val="Standaardalinea-lettertype"/>
     <w:link w:val="Koptekst"/>
@@ -5283,7 +5485,7 @@
       <w:spacing w:after="0" w:line="240" w:lineRule="auto"/>
     </w:pPr>
   </w:style>
-  <w:style w:type="character" w:customStyle="1" w:styleId="VoettekstChar">
+  <w:style w:type="character" w:styleId="VoettekstChar" w:customStyle="1">
     <w:name w:val="Voettekst Char"/>
     <w:basedOn w:val="Standaardalinea-lettertype"/>
     <w:link w:val="Voettekst"/>
@@ -5300,12 +5502,12 @@
     </w:pPr>
     <w:tblPr>
       <w:tblBorders>
-        <w:top w:val="single" w:sz="4" w:space="0" w:color="auto"/>
-        <w:left w:val="single" w:sz="4" w:space="0" w:color="auto"/>
-        <w:bottom w:val="single" w:sz="4" w:space="0" w:color="auto"/>
-        <w:right w:val="single" w:sz="4" w:space="0" w:color="auto"/>
-        <w:insideH w:val="single" w:sz="4" w:space="0" w:color="auto"/>
-        <w:insideV w:val="single" w:sz="4" w:space="0" w:color="auto"/>
+        <w:top w:val="single" w:color="auto" w:sz="4" w:space="0"/>
+        <w:left w:val="single" w:color="auto" w:sz="4" w:space="0"/>
+        <w:bottom w:val="single" w:color="auto" w:sz="4" w:space="0"/>
+        <w:right w:val="single" w:color="auto" w:sz="4" w:space="0"/>
+        <w:insideH w:val="single" w:color="auto" w:sz="4" w:space="0"/>
+        <w:insideV w:val="single" w:color="auto" w:sz="4" w:space="0"/>
       </w:tblBorders>
     </w:tblPr>
   </w:style>
@@ -5320,7 +5522,7 @@
       <w:contextualSpacing/>
     </w:pPr>
   </w:style>
-  <w:style w:type="character" w:customStyle="1" w:styleId="Kop1Char">
+  <w:style w:type="character" w:styleId="Kop1Char" w:customStyle="1">
     <w:name w:val="Kop 1 Char"/>
     <w:basedOn w:val="Standaardalinea-lettertype"/>
     <w:link w:val="Kop1"/>
@@ -5333,7 +5535,7 @@
       <w:szCs w:val="32"/>
     </w:rPr>
   </w:style>
-  <w:style w:type="character" w:customStyle="1" w:styleId="Kop2Char">
+  <w:style w:type="character" w:styleId="Kop2Char" w:customStyle="1">
     <w:name w:val="Kop 2 Char"/>
     <w:basedOn w:val="Standaardalinea-lettertype"/>
     <w:link w:val="Kop2"/>
@@ -5346,7 +5548,7 @@
       <w:szCs w:val="26"/>
     </w:rPr>
   </w:style>
-  <w:style w:type="character" w:customStyle="1" w:styleId="Kop3Char">
+  <w:style w:type="character" w:styleId="Kop3Char" w:customStyle="1">
     <w:name w:val="Kop 3 Char"/>
     <w:basedOn w:val="Standaardalinea-lettertype"/>
     <w:link w:val="Kop3"/>
@@ -5359,7 +5561,7 @@
       <w:szCs w:val="24"/>
     </w:rPr>
   </w:style>
-  <w:style w:type="character" w:customStyle="1" w:styleId="Kop4Char">
+  <w:style w:type="character" w:styleId="Kop4Char" w:customStyle="1">
     <w:name w:val="Kop 4 Char"/>
     <w:basedOn w:val="Standaardalinea-lettertype"/>
     <w:link w:val="Kop4"/>
@@ -5390,7 +5592,7 @@
       <w:szCs w:val="16"/>
     </w:rPr>
   </w:style>
-  <w:style w:type="character" w:customStyle="1" w:styleId="BallontekstChar">
+  <w:style w:type="character" w:styleId="BallontekstChar" w:customStyle="1">
     <w:name w:val="Ballontekst Char"/>
     <w:basedOn w:val="Standaardalinea-lettertype"/>
     <w:link w:val="Ballontekst"/>
@@ -5459,13 +5661,13 @@
     <w:rsid w:val="00DD7202"/>
     <w:pPr>
       <w:pBdr>
-        <w:bottom w:val="single" w:sz="8" w:space="4" w:color="5B9BD5" w:themeColor="accent1"/>
+        <w:bottom w:val="single" w:color="5B9BD5" w:themeColor="accent1" w:sz="8" w:space="4"/>
       </w:pBdr>
       <w:spacing w:after="300" w:line="240" w:lineRule="auto"/>
       <w:contextualSpacing/>
     </w:pPr>
     <w:rPr>
-      <w:rFonts w:asciiTheme="majorHAnsi" w:eastAsiaTheme="majorEastAsia" w:hAnsiTheme="majorHAnsi" w:cstheme="majorBidi"/>
+      <w:rFonts w:asciiTheme="majorHAnsi" w:hAnsiTheme="majorHAnsi" w:eastAsiaTheme="majorEastAsia" w:cstheme="majorBidi"/>
       <w:color w:val="323E4F" w:themeColor="text2" w:themeShade="BF"/>
       <w:spacing w:val="5"/>
       <w:kern w:val="28"/>
@@ -5473,14 +5675,14 @@
       <w:szCs w:val="52"/>
     </w:rPr>
   </w:style>
-  <w:style w:type="character" w:customStyle="1" w:styleId="TitelChar">
+  <w:style w:type="character" w:styleId="TitelChar" w:customStyle="1">
     <w:name w:val="Titel Char"/>
     <w:basedOn w:val="Standaardalinea-lettertype"/>
     <w:link w:val="Titel"/>
     <w:uiPriority w:val="10"/>
     <w:rsid w:val="00DD7202"/>
     <w:rPr>
-      <w:rFonts w:asciiTheme="majorHAnsi" w:eastAsiaTheme="majorEastAsia" w:hAnsiTheme="majorHAnsi" w:cstheme="majorBidi"/>
+      <w:rFonts w:asciiTheme="majorHAnsi" w:hAnsiTheme="majorHAnsi" w:eastAsiaTheme="majorEastAsia" w:cstheme="majorBidi"/>
       <w:color w:val="323E4F" w:themeColor="text2" w:themeShade="BF"/>
       <w:spacing w:val="5"/>
       <w:kern w:val="28"/>
@@ -5502,7 +5704,7 @@
       </w:numPr>
     </w:pPr>
     <w:rPr>
-      <w:rFonts w:asciiTheme="majorHAnsi" w:eastAsiaTheme="majorEastAsia" w:hAnsiTheme="majorHAnsi" w:cstheme="majorBidi"/>
+      <w:rFonts w:asciiTheme="majorHAnsi" w:hAnsiTheme="majorHAnsi" w:eastAsiaTheme="majorEastAsia" w:cstheme="majorBidi"/>
       <w:i/>
       <w:iCs/>
       <w:color w:val="5B9BD5" w:themeColor="accent1"/>
@@ -5511,14 +5713,14 @@
       <w:szCs w:val="24"/>
     </w:rPr>
   </w:style>
-  <w:style w:type="character" w:customStyle="1" w:styleId="OndertitelChar">
+  <w:style w:type="character" w:styleId="OndertitelChar" w:customStyle="1">
     <w:name w:val="Ondertitel Char"/>
     <w:basedOn w:val="Standaardalinea-lettertype"/>
     <w:link w:val="Ondertitel"/>
     <w:uiPriority w:val="11"/>
     <w:rsid w:val="00DD7202"/>
     <w:rPr>
-      <w:rFonts w:asciiTheme="majorHAnsi" w:eastAsiaTheme="majorEastAsia" w:hAnsiTheme="majorHAnsi" w:cstheme="majorBidi"/>
+      <w:rFonts w:asciiTheme="majorHAnsi" w:hAnsiTheme="majorHAnsi" w:eastAsiaTheme="majorEastAsia" w:cstheme="majorBidi"/>
       <w:i/>
       <w:iCs/>
       <w:color w:val="5B9BD5" w:themeColor="accent1"/>
@@ -5555,7 +5757,7 @@
       <w:szCs w:val="24"/>
     </w:rPr>
   </w:style>
-  <w:style w:type="character" w:customStyle="1" w:styleId="TekstopmerkingChar">
+  <w:style w:type="character" w:styleId="TekstopmerkingChar" w:customStyle="1">
     <w:name w:val="Tekst opmerking Char"/>
     <w:basedOn w:val="Standaardalinea-lettertype"/>
     <w:link w:val="Tekstopmerking"/>
@@ -5583,7 +5785,7 @@
       <w:szCs w:val="20"/>
     </w:rPr>
   </w:style>
-  <w:style w:type="character" w:customStyle="1" w:styleId="OnderwerpvanopmerkingChar">
+  <w:style w:type="character" w:styleId="OnderwerpvanopmerkingChar" w:customStyle="1">
     <w:name w:val="Onderwerp van opmerking Char"/>
     <w:basedOn w:val="TekstopmerkingChar"/>
     <w:link w:val="Onderwerpvanopmerking"/>
@@ -5597,7 +5799,7 @@
       <w:szCs w:val="20"/>
     </w:rPr>
   </w:style>
-  <w:style w:type="character" w:customStyle="1" w:styleId="lewnzc">
+  <w:style w:type="character" w:styleId="lewnzc" w:customStyle="1">
     <w:name w:val="lewnzc"/>
     <w:basedOn w:val="Standaardalinea-lettertype"/>
     <w:rsid w:val="003A1469"/>
@@ -5613,7 +5815,7 @@
       <w:iCs/>
     </w:rPr>
   </w:style>
-  <w:style w:type="character" w:customStyle="1" w:styleId="tlssbb">
+  <w:style w:type="character" w:styleId="tlssbb" w:customStyle="1">
     <w:name w:val="tlssbb"/>
     <w:basedOn w:val="Standaardalinea-lettertype"/>
     <w:rsid w:val="00B2286A"/>
@@ -5631,7 +5833,7 @@
 </file>
 
 <file path=word/theme/theme1.xml><?xml version="1.0" encoding="utf-8"?>
-<a:theme xmlns:a="http://schemas.openxmlformats.org/drawingml/2006/main" name="Kantoorthema">
+<a:theme xmlns:a="http://schemas.openxmlformats.org/drawingml/2006/main" xmlns:thm15="http://schemas.microsoft.com/office/thememl/2012/main" name="Kantoorthema">
   <a:themeElements>
     <a:clrScheme name="Kantoor">
       <a:dk1>
